--- a/МеРЗЗ_Лб1_СПм-24-2_Бакулін.docx
+++ b/МеРЗЗ_Лб1_СПм-24-2_Бакулін.docx
@@ -143,7 +143,7 @@
           <w:szCs w:val="28"/>
           <w:lang w:val="uk-UA"/>
         </w:rPr>
-        <w:t xml:space="preserve">Безконтактний ввід стає звичним у повсякденні. У лікарнях і харчових зонах важливо уникати зайвих дотиків. Там безконтактні інтерфейси допомагають зберігати чистоту і зменшують ризик забруднення. </w:t>
+        <w:t xml:space="preserve">Безконтактний ввід уже входить у щоденність. У лікарнях і зонах харчування важливо не торкатися зайвих поверхонь. Це зберігає чистоту і зменшує ризики. </w:t>
       </w:r>
     </w:p>
     <w:p>
@@ -165,7 +165,7 @@
           <w:szCs w:val="28"/>
           <w:lang w:val="uk-UA"/>
         </w:rPr>
-        <w:t xml:space="preserve">Провідні платформи вже показали базові </w:t>
+        <w:t xml:space="preserve">Провідні платформи показали, що це працює. У </w:t>
       </w:r>
       <w:proofErr w:type="spellStart"/>
       <w:r>
@@ -175,7 +175,7 @@
           <w:szCs w:val="28"/>
           <w:lang w:val="uk-UA"/>
         </w:rPr>
-        <w:t>патерни</w:t>
+        <w:t>visionOS</w:t>
       </w:r>
       <w:proofErr w:type="spellEnd"/>
       <w:r>
@@ -185,7 +185,7 @@
           <w:szCs w:val="28"/>
           <w:lang w:val="uk-UA"/>
         </w:rPr>
-        <w:t xml:space="preserve"> взаємодії. У </w:t>
+        <w:t xml:space="preserve"> та </w:t>
       </w:r>
       <w:proofErr w:type="spellStart"/>
       <w:r>
@@ -195,7 +195,7 @@
           <w:szCs w:val="28"/>
           <w:lang w:val="uk-UA"/>
         </w:rPr>
-        <w:t>visionOS</w:t>
+        <w:t>Meta</w:t>
       </w:r>
       <w:proofErr w:type="spellEnd"/>
       <w:r>
@@ -207,41 +207,6 @@
         </w:rPr>
         <w:t xml:space="preserve"> </w:t>
       </w:r>
-      <w:r>
-        <w:rPr>
-          <w:rFonts w:ascii="Times New Roman" w:hAnsi="Times New Roman" w:cs="Times New Roman"/>
-          <w:sz w:val="28"/>
-          <w:szCs w:val="28"/>
-          <w:lang w:val="uk-UA"/>
-        </w:rPr>
-        <w:t xml:space="preserve">від </w:t>
-      </w:r>
-      <w:r>
-        <w:rPr>
-          <w:rFonts w:ascii="Times New Roman" w:hAnsi="Times New Roman" w:cs="Times New Roman"/>
-          <w:sz w:val="28"/>
-          <w:szCs w:val="28"/>
-        </w:rPr>
-        <w:t>Apple</w:t>
-      </w:r>
-      <w:r>
-        <w:rPr>
-          <w:rFonts w:ascii="Times New Roman" w:hAnsi="Times New Roman" w:cs="Times New Roman"/>
-          <w:sz w:val="28"/>
-          <w:szCs w:val="28"/>
-          <w:lang w:val="uk-UA"/>
-        </w:rPr>
-        <w:t xml:space="preserve"> </w:t>
-      </w:r>
-      <w:r>
-        <w:rPr>
-          <w:rFonts w:ascii="Times New Roman" w:hAnsi="Times New Roman" w:cs="Times New Roman"/>
-          <w:sz w:val="28"/>
-          <w:szCs w:val="28"/>
-          <w:lang w:val="uk-UA"/>
-        </w:rPr>
-        <w:t xml:space="preserve">та </w:t>
-      </w:r>
       <w:proofErr w:type="spellStart"/>
       <w:r>
         <w:rPr>
@@ -250,7 +215,7 @@
           <w:szCs w:val="28"/>
           <w:lang w:val="uk-UA"/>
         </w:rPr>
-        <w:t>Meta</w:t>
+        <w:t>Quest</w:t>
       </w:r>
       <w:proofErr w:type="spellEnd"/>
       <w:r>
@@ -260,7 +225,7 @@
           <w:szCs w:val="28"/>
           <w:lang w:val="uk-UA"/>
         </w:rPr>
-        <w:t xml:space="preserve"> </w:t>
+        <w:t xml:space="preserve"> є </w:t>
       </w:r>
       <w:proofErr w:type="spellStart"/>
       <w:r>
@@ -270,7 +235,7 @@
           <w:szCs w:val="28"/>
           <w:lang w:val="uk-UA"/>
         </w:rPr>
-        <w:t>Quest</w:t>
+        <w:t>мікрожести</w:t>
       </w:r>
       <w:proofErr w:type="spellEnd"/>
       <w:r>
@@ -280,33 +245,7 @@
           <w:szCs w:val="28"/>
           <w:lang w:val="uk-UA"/>
         </w:rPr>
-        <w:t xml:space="preserve"> </w:t>
-      </w:r>
-      <w:r>
-        <w:rPr>
-          <w:rFonts w:ascii="Times New Roman" w:hAnsi="Times New Roman" w:cs="Times New Roman"/>
-          <w:sz w:val="28"/>
-          <w:szCs w:val="28"/>
-          <w:lang w:val="uk-UA"/>
-        </w:rPr>
-        <w:t xml:space="preserve">від </w:t>
-      </w:r>
-      <w:r>
-        <w:rPr>
-          <w:rFonts w:ascii="Times New Roman" w:hAnsi="Times New Roman" w:cs="Times New Roman"/>
-          <w:sz w:val="28"/>
-          <w:szCs w:val="28"/>
-        </w:rPr>
-        <w:t>Meta</w:t>
-      </w:r>
-      <w:r>
-        <w:rPr>
-          <w:rFonts w:ascii="Times New Roman" w:hAnsi="Times New Roman" w:cs="Times New Roman"/>
-          <w:sz w:val="28"/>
-          <w:szCs w:val="28"/>
-          <w:lang w:val="uk-UA"/>
-        </w:rPr>
-        <w:t xml:space="preserve"> доступні </w:t>
+        <w:t xml:space="preserve"> на кшталт </w:t>
       </w:r>
       <w:proofErr w:type="spellStart"/>
       <w:r>
@@ -316,7 +255,7 @@
           <w:szCs w:val="28"/>
           <w:lang w:val="uk-UA"/>
         </w:rPr>
-        <w:t>мікрожести</w:t>
+        <w:t>тапу</w:t>
       </w:r>
       <w:proofErr w:type="spellEnd"/>
       <w:r>
@@ -326,25 +265,7 @@
           <w:szCs w:val="28"/>
           <w:lang w:val="uk-UA"/>
         </w:rPr>
-        <w:t xml:space="preserve"> </w:t>
-      </w:r>
-      <w:r>
-        <w:rPr>
-          <w:rFonts w:ascii="Times New Roman" w:hAnsi="Times New Roman" w:cs="Times New Roman"/>
-          <w:sz w:val="28"/>
-          <w:szCs w:val="28"/>
-          <w:lang w:val="uk-UA"/>
-        </w:rPr>
-        <w:t>по типу</w:t>
-      </w:r>
-      <w:r>
-        <w:rPr>
-          <w:rFonts w:ascii="Times New Roman" w:hAnsi="Times New Roman" w:cs="Times New Roman"/>
-          <w:sz w:val="28"/>
-          <w:szCs w:val="28"/>
-          <w:lang w:val="uk-UA"/>
-        </w:rPr>
-        <w:t xml:space="preserve"> </w:t>
+        <w:t xml:space="preserve"> і </w:t>
       </w:r>
       <w:proofErr w:type="spellStart"/>
       <w:r>
@@ -354,7 +275,7 @@
           <w:szCs w:val="28"/>
           <w:lang w:val="uk-UA"/>
         </w:rPr>
-        <w:t>тапу</w:t>
+        <w:t>свайпу</w:t>
       </w:r>
       <w:proofErr w:type="spellEnd"/>
       <w:r>
@@ -364,36 +285,7 @@
           <w:szCs w:val="28"/>
           <w:lang w:val="uk-UA"/>
         </w:rPr>
-        <w:t xml:space="preserve"> й </w:t>
-      </w:r>
-      <w:proofErr w:type="spellStart"/>
-      <w:r>
-        <w:rPr>
-          <w:rFonts w:ascii="Times New Roman" w:hAnsi="Times New Roman" w:cs="Times New Roman"/>
-          <w:sz w:val="28"/>
-          <w:szCs w:val="28"/>
-          <w:lang w:val="uk-UA"/>
-        </w:rPr>
-        <w:t>свайпу</w:t>
-      </w:r>
-      <w:proofErr w:type="spellEnd"/>
-      <w:r>
-        <w:rPr>
-          <w:rFonts w:ascii="Times New Roman" w:hAnsi="Times New Roman" w:cs="Times New Roman"/>
-          <w:sz w:val="28"/>
-          <w:szCs w:val="28"/>
-          <w:lang w:val="uk-UA"/>
-        </w:rPr>
-        <w:t xml:space="preserve"> великим пальцем. Це знижує навантаження і дає точ</w:t>
-      </w:r>
-      <w:r>
-        <w:rPr>
-          <w:rFonts w:ascii="Times New Roman" w:hAnsi="Times New Roman" w:cs="Times New Roman"/>
-          <w:sz w:val="28"/>
-          <w:szCs w:val="28"/>
-          <w:lang w:val="uk-UA"/>
-        </w:rPr>
-        <w:t>не керування невеликими рухами.</w:t>
+        <w:t xml:space="preserve"> великим пальцем. Вони дають точне керування і не перевантажують рухи. </w:t>
       </w:r>
     </w:p>
     <w:p>
@@ -415,7 +307,7 @@
           <w:szCs w:val="28"/>
           <w:lang w:val="uk-UA"/>
         </w:rPr>
-        <w:t xml:space="preserve">Сьогодні легко зібрати прототип і перевірити ідею. Доступні бібліотеки комп’ютерного зору визначають ключові точки кисті в реальному часі і працюють на звичайних пристроях. </w:t>
+        <w:t xml:space="preserve">Сьогодні легко зібрати прототип. Готові бібліотеки комп’ютерного зору визначають ключові точки кисті в реальному часі і працюють на звичайних ПК. </w:t>
       </w:r>
     </w:p>
     <w:p>
@@ -437,16 +329,7 @@
           <w:szCs w:val="28"/>
           <w:lang w:val="uk-UA"/>
         </w:rPr>
-        <w:t xml:space="preserve">Водночас лишається ключовий виклик. Це непередбачувані спрацювання, відомі як проблема </w:t>
-      </w:r>
-      <w:r>
-        <w:rPr>
-          <w:rFonts w:ascii="Times New Roman" w:hAnsi="Times New Roman" w:cs="Times New Roman"/>
-          <w:sz w:val="28"/>
-          <w:szCs w:val="28"/>
-          <w:lang w:val="uk-UA"/>
-        </w:rPr>
-        <w:t>«</w:t>
+        <w:t>Залишається головний виклик. Це випадкові спрацювання, відомі як «</w:t>
       </w:r>
       <w:proofErr w:type="spellStart"/>
       <w:r>
@@ -486,16 +369,27 @@
           <w:szCs w:val="28"/>
           <w:lang w:val="uk-UA"/>
         </w:rPr>
-        <w:t>»</w:t>
-      </w:r>
-      <w:r>
-        <w:rPr>
-          <w:rFonts w:ascii="Times New Roman" w:hAnsi="Times New Roman" w:cs="Times New Roman"/>
-          <w:sz w:val="28"/>
-          <w:szCs w:val="28"/>
-          <w:lang w:val="uk-UA"/>
-        </w:rPr>
-        <w:t xml:space="preserve">. </w:t>
+        <w:t xml:space="preserve">». Їх потрібно мінімізувати за допомогою послідовностей з </w:t>
+      </w:r>
+      <w:proofErr w:type="spellStart"/>
+      <w:r>
+        <w:rPr>
+          <w:rFonts w:ascii="Times New Roman" w:hAnsi="Times New Roman" w:cs="Times New Roman"/>
+          <w:sz w:val="28"/>
+          <w:szCs w:val="28"/>
+          <w:lang w:val="uk-UA"/>
+        </w:rPr>
+        <w:t>клатчем</w:t>
+      </w:r>
+      <w:proofErr w:type="spellEnd"/>
+      <w:r>
+        <w:rPr>
+          <w:rFonts w:ascii="Times New Roman" w:hAnsi="Times New Roman" w:cs="Times New Roman"/>
+          <w:sz w:val="28"/>
+          <w:szCs w:val="28"/>
+          <w:lang w:val="uk-UA"/>
+        </w:rPr>
+        <w:t xml:space="preserve"> і явним підтвердженням наміру. </w:t>
       </w:r>
     </w:p>
     <w:p>
@@ -517,87 +411,27 @@
           <w:szCs w:val="28"/>
           <w:lang w:val="uk-UA"/>
         </w:rPr>
-        <w:t>Тема також</w:t>
-      </w:r>
-      <w:r>
-        <w:rPr>
-          <w:rFonts w:ascii="Times New Roman" w:hAnsi="Times New Roman" w:cs="Times New Roman"/>
-          <w:sz w:val="28"/>
-          <w:szCs w:val="28"/>
-          <w:lang w:val="uk-UA"/>
-        </w:rPr>
-        <w:t xml:space="preserve"> має суспільну цінність. Вона сприяє гігієні та безпеці в чутливих середовищах</w:t>
-      </w:r>
-      <w:r>
-        <w:rPr>
-          <w:rFonts w:ascii="Times New Roman" w:hAnsi="Times New Roman" w:cs="Times New Roman"/>
-          <w:sz w:val="28"/>
-          <w:szCs w:val="28"/>
-          <w:lang w:val="uk-UA"/>
-        </w:rPr>
-        <w:t xml:space="preserve"> та</w:t>
-      </w:r>
-      <w:r>
-        <w:rPr>
-          <w:rFonts w:ascii="Times New Roman" w:hAnsi="Times New Roman" w:cs="Times New Roman"/>
-          <w:sz w:val="28"/>
-          <w:szCs w:val="28"/>
-          <w:lang w:val="uk-UA"/>
-        </w:rPr>
-        <w:t xml:space="preserve"> покращує доступ до цифрових систем для людей з обмеженою моторикою. </w:t>
-      </w:r>
-      <w:r>
-        <w:rPr>
-          <w:rFonts w:ascii="Times New Roman" w:hAnsi="Times New Roman" w:cs="Times New Roman"/>
-          <w:sz w:val="28"/>
-          <w:szCs w:val="28"/>
-          <w:lang w:val="uk-UA"/>
-        </w:rPr>
-        <w:t>Система</w:t>
-      </w:r>
-      <w:r>
-        <w:rPr>
-          <w:rFonts w:ascii="Times New Roman" w:hAnsi="Times New Roman" w:cs="Times New Roman"/>
-          <w:sz w:val="28"/>
-          <w:szCs w:val="28"/>
-          <w:lang w:val="uk-UA"/>
-        </w:rPr>
-        <w:t xml:space="preserve"> робить щоденні дії спокійнішими завдяки </w:t>
-      </w:r>
-      <w:proofErr w:type="spellStart"/>
-      <w:r>
-        <w:rPr>
-          <w:rFonts w:ascii="Times New Roman" w:hAnsi="Times New Roman" w:cs="Times New Roman"/>
-          <w:sz w:val="28"/>
-          <w:szCs w:val="28"/>
-          <w:lang w:val="uk-UA"/>
-        </w:rPr>
-        <w:t>мікрорухам</w:t>
-      </w:r>
-      <w:proofErr w:type="spellEnd"/>
-      <w:r>
-        <w:rPr>
-          <w:rFonts w:ascii="Times New Roman" w:hAnsi="Times New Roman" w:cs="Times New Roman"/>
-          <w:sz w:val="28"/>
-          <w:szCs w:val="28"/>
-          <w:lang w:val="uk-UA"/>
-        </w:rPr>
-        <w:t xml:space="preserve"> і чіткій активації наміру. Доступна технічна база дозволяє швидко перейти до перевірки гіпотез і виміряти корисність для людей у реальних сценаріях. </w:t>
+        <w:t>Тема має прикладну і суспільну цінність. Менше дотиків означає більше гігієни та безпеки у чутливих середовищах. Користувач отримує зручний і чистий спосіб керування комп’ютером у щоденних задачах.</w:t>
       </w:r>
     </w:p>
     <w:p>
       <w:pPr>
-        <w:rPr>
-          <w:rFonts w:ascii="Times New Roman" w:hAnsi="Times New Roman" w:cs="Times New Roman"/>
-          <w:sz w:val="28"/>
-          <w:szCs w:val="28"/>
-        </w:rPr>
-      </w:pPr>
-      <w:r>
-        <w:rPr>
-          <w:rFonts w:ascii="Times New Roman" w:hAnsi="Times New Roman" w:cs="Times New Roman"/>
-          <w:sz w:val="28"/>
-          <w:szCs w:val="28"/>
+        <w:spacing w:after="0" w:line="360" w:lineRule="auto"/>
+        <w:ind w:firstLine="426"/>
+        <w:jc w:val="both"/>
+        <w:rPr>
+          <w:rFonts w:ascii="Times New Roman" w:hAnsi="Times New Roman" w:cs="Times New Roman"/>
+          <w:sz w:val="28"/>
+          <w:szCs w:val="28"/>
+          <w:lang w:val="uk-UA"/>
+        </w:rPr>
+      </w:pPr>
+      <w:r>
+        <w:rPr>
+          <w:rFonts w:ascii="Times New Roman" w:hAnsi="Times New Roman" w:cs="Times New Roman"/>
+          <w:sz w:val="28"/>
+          <w:szCs w:val="28"/>
+          <w:lang w:val="uk-UA"/>
         </w:rPr>
         <w:br w:type="page"/>
       </w:r>
@@ -651,7 +485,45 @@
           <w:szCs w:val="28"/>
           <w:lang w:val="uk-UA"/>
         </w:rPr>
-        <w:t>На сьогодні вже є багато</w:t>
+        <w:t xml:space="preserve">На сьогодні вже є багато рішень для </w:t>
+      </w:r>
+      <w:proofErr w:type="spellStart"/>
+      <w:r>
+        <w:rPr>
+          <w:rFonts w:ascii="Times New Roman" w:hAnsi="Times New Roman" w:cs="Times New Roman"/>
+          <w:sz w:val="28"/>
+          <w:szCs w:val="28"/>
+          <w:lang w:val="uk-UA"/>
+        </w:rPr>
+        <w:t>трекінгу</w:t>
+      </w:r>
+      <w:proofErr w:type="spellEnd"/>
+      <w:r>
+        <w:rPr>
+          <w:rFonts w:ascii="Times New Roman" w:hAnsi="Times New Roman" w:cs="Times New Roman"/>
+          <w:sz w:val="28"/>
+          <w:szCs w:val="28"/>
+          <w:lang w:val="uk-UA"/>
+        </w:rPr>
+        <w:t xml:space="preserve"> рук і жестів. Роздивимося на якому залізі вони працюють, чи підтримують жести, який користувацький досвід дають і наскільки це </w:t>
+      </w:r>
+      <w:r>
+        <w:rPr>
+          <w:rFonts w:ascii="Times New Roman" w:hAnsi="Times New Roman" w:cs="Times New Roman"/>
+          <w:sz w:val="28"/>
+          <w:szCs w:val="28"/>
+          <w:lang w:val="uk-UA"/>
+        </w:rPr>
+        <w:t>придатне</w:t>
+      </w:r>
+      <w:r>
+        <w:rPr>
+          <w:rFonts w:ascii="Times New Roman" w:hAnsi="Times New Roman" w:cs="Times New Roman"/>
+          <w:sz w:val="28"/>
+          <w:szCs w:val="28"/>
+          <w:lang w:val="uk-UA"/>
+        </w:rPr>
+        <w:t xml:space="preserve"> для ПК. Щоб бачити картину в</w:t>
       </w:r>
       <w:r>
         <w:rPr>
@@ -669,132 +541,7 @@
           <w:szCs w:val="28"/>
           <w:lang w:val="uk-UA"/>
         </w:rPr>
-        <w:t>рішень</w:t>
-      </w:r>
-      <w:r>
-        <w:rPr>
-          <w:rFonts w:ascii="Times New Roman" w:hAnsi="Times New Roman" w:cs="Times New Roman"/>
-          <w:sz w:val="28"/>
-          <w:szCs w:val="28"/>
-          <w:lang w:val="uk-UA"/>
-        </w:rPr>
-        <w:t xml:space="preserve"> для </w:t>
-      </w:r>
-      <w:proofErr w:type="spellStart"/>
-      <w:r>
-        <w:rPr>
-          <w:rFonts w:ascii="Times New Roman" w:hAnsi="Times New Roman" w:cs="Times New Roman"/>
-          <w:sz w:val="28"/>
-          <w:szCs w:val="28"/>
-          <w:lang w:val="uk-UA"/>
-        </w:rPr>
-        <w:t>трекінгу</w:t>
-      </w:r>
-      <w:proofErr w:type="spellEnd"/>
-      <w:r>
-        <w:rPr>
-          <w:rFonts w:ascii="Times New Roman" w:hAnsi="Times New Roman" w:cs="Times New Roman"/>
-          <w:sz w:val="28"/>
-          <w:szCs w:val="28"/>
-          <w:lang w:val="uk-UA"/>
-        </w:rPr>
-        <w:t xml:space="preserve"> рук і жестів. </w:t>
-      </w:r>
-      <w:r>
-        <w:rPr>
-          <w:rFonts w:ascii="Times New Roman" w:hAnsi="Times New Roman" w:cs="Times New Roman"/>
-          <w:sz w:val="28"/>
-          <w:szCs w:val="28"/>
-          <w:lang w:val="uk-UA"/>
-        </w:rPr>
-        <w:t>Роздивимося</w:t>
-      </w:r>
-      <w:r>
-        <w:rPr>
-          <w:rFonts w:ascii="Times New Roman" w:hAnsi="Times New Roman" w:cs="Times New Roman"/>
-          <w:sz w:val="28"/>
-          <w:szCs w:val="28"/>
-          <w:lang w:val="uk-UA"/>
-        </w:rPr>
-        <w:t xml:space="preserve"> на якому залізі вони працюють, чи підтримують </w:t>
-      </w:r>
-      <w:proofErr w:type="spellStart"/>
-      <w:r>
-        <w:rPr>
-          <w:rFonts w:ascii="Times New Roman" w:hAnsi="Times New Roman" w:cs="Times New Roman"/>
-          <w:sz w:val="28"/>
-          <w:szCs w:val="28"/>
-          <w:lang w:val="uk-UA"/>
-        </w:rPr>
-        <w:t>мікрожести</w:t>
-      </w:r>
-      <w:proofErr w:type="spellEnd"/>
-      <w:r>
-        <w:rPr>
-          <w:rFonts w:ascii="Times New Roman" w:hAnsi="Times New Roman" w:cs="Times New Roman"/>
-          <w:sz w:val="28"/>
-          <w:szCs w:val="28"/>
-          <w:lang w:val="uk-UA"/>
-        </w:rPr>
-        <w:t xml:space="preserve">, який користувацький досвід дають і наскільки це </w:t>
-      </w:r>
-      <w:proofErr w:type="spellStart"/>
-      <w:r>
-        <w:rPr>
-          <w:rFonts w:ascii="Times New Roman" w:hAnsi="Times New Roman" w:cs="Times New Roman"/>
-          <w:sz w:val="28"/>
-          <w:szCs w:val="28"/>
-          <w:lang w:val="uk-UA"/>
-        </w:rPr>
-        <w:t>придатно</w:t>
-      </w:r>
-      <w:proofErr w:type="spellEnd"/>
-      <w:r>
-        <w:rPr>
-          <w:rFonts w:ascii="Times New Roman" w:hAnsi="Times New Roman" w:cs="Times New Roman"/>
-          <w:sz w:val="28"/>
-          <w:szCs w:val="28"/>
-          <w:lang w:val="uk-UA"/>
-        </w:rPr>
-        <w:t xml:space="preserve"> для ПК. Щоб бачити картину </w:t>
-      </w:r>
-      <w:proofErr w:type="spellStart"/>
-      <w:r>
-        <w:rPr>
-          <w:rFonts w:ascii="Times New Roman" w:hAnsi="Times New Roman" w:cs="Times New Roman"/>
-          <w:sz w:val="28"/>
-          <w:szCs w:val="28"/>
-          <w:lang w:val="uk-UA"/>
-        </w:rPr>
-        <w:t>вцілому</w:t>
-      </w:r>
-      <w:proofErr w:type="spellEnd"/>
-      <w:r>
-        <w:rPr>
-          <w:rFonts w:ascii="Times New Roman" w:hAnsi="Times New Roman" w:cs="Times New Roman"/>
-          <w:sz w:val="28"/>
-          <w:szCs w:val="28"/>
-          <w:lang w:val="uk-UA"/>
-        </w:rPr>
-        <w:t xml:space="preserve">, беремо як програмні </w:t>
-      </w:r>
-      <w:r>
-        <w:rPr>
-          <w:rFonts w:ascii="Times New Roman" w:hAnsi="Times New Roman" w:cs="Times New Roman"/>
-          <w:sz w:val="28"/>
-          <w:szCs w:val="28"/>
-          <w:lang w:val="uk-UA"/>
-        </w:rPr>
-        <w:t xml:space="preserve">рішення </w:t>
-      </w:r>
-      <w:r>
-        <w:rPr>
-          <w:rFonts w:ascii="Times New Roman" w:hAnsi="Times New Roman" w:cs="Times New Roman"/>
-          <w:sz w:val="28"/>
-          <w:szCs w:val="28"/>
-          <w:lang w:val="uk-UA"/>
-        </w:rPr>
-        <w:t xml:space="preserve">на звичайну камеру, так і спеціалізовані сенсори та можливості XR-платформ. Зведені характеристики </w:t>
+        <w:t xml:space="preserve">цілому, беремо як програмні рішення на звичайну камеру, так і спеціалізовані сенсори та можливості XR-платформ. Зведені характеристики </w:t>
       </w:r>
       <w:r>
         <w:rPr>
@@ -1064,19 +811,17 @@
                 <w:szCs w:val="24"/>
                 <w:lang w:val="uk-UA"/>
               </w:rPr>
-              <w:t>ПЗ (PC/</w:t>
-            </w:r>
-            <w:proofErr w:type="spellStart"/>
-            <w:r>
-              <w:rPr>
-                <w:rFonts w:ascii="Times New Roman" w:hAnsi="Times New Roman" w:cs="Times New Roman"/>
-                <w:sz w:val="24"/>
-                <w:szCs w:val="24"/>
-                <w:lang w:val="uk-UA"/>
-              </w:rPr>
-              <w:t>мобайл</w:t>
-            </w:r>
-            <w:proofErr w:type="spellEnd"/>
+              <w:t>ПЗ (</w:t>
+            </w:r>
+            <w:r>
+              <w:rPr>
+                <w:rFonts w:ascii="Times New Roman" w:hAnsi="Times New Roman" w:cs="Times New Roman"/>
+                <w:sz w:val="24"/>
+                <w:szCs w:val="24"/>
+                <w:lang w:val="uk-UA"/>
+              </w:rPr>
+              <w:t>ПК та телефон</w:t>
+            </w:r>
             <w:r>
               <w:rPr>
                 <w:rFonts w:ascii="Times New Roman" w:hAnsi="Times New Roman" w:cs="Times New Roman"/>
@@ -1189,25 +934,23 @@
                 <w:lang w:val="uk-UA"/>
               </w:rPr>
             </w:pPr>
-            <w:proofErr w:type="spellStart"/>
-            <w:r>
-              <w:rPr>
-                <w:rFonts w:ascii="Times New Roman" w:hAnsi="Times New Roman" w:cs="Times New Roman"/>
-                <w:sz w:val="24"/>
-                <w:szCs w:val="24"/>
-                <w:lang w:val="uk-UA"/>
-              </w:rPr>
-              <w:t>Мікрожести</w:t>
-            </w:r>
-            <w:proofErr w:type="spellEnd"/>
-            <w:r>
-              <w:rPr>
-                <w:rFonts w:ascii="Times New Roman" w:hAnsi="Times New Roman" w:cs="Times New Roman"/>
-                <w:sz w:val="24"/>
-                <w:szCs w:val="24"/>
-                <w:lang w:val="uk-UA"/>
-              </w:rPr>
-              <w:t xml:space="preserve"> треба навчати під задачу</w:t>
+            <w:r>
+              <w:rPr>
+                <w:rFonts w:ascii="Times New Roman" w:hAnsi="Times New Roman" w:cs="Times New Roman"/>
+                <w:sz w:val="24"/>
+                <w:szCs w:val="24"/>
+                <w:lang w:val="uk-UA"/>
+              </w:rPr>
+              <w:t>Ж</w:t>
+            </w:r>
+            <w:r>
+              <w:rPr>
+                <w:rFonts w:ascii="Times New Roman" w:hAnsi="Times New Roman" w:cs="Times New Roman"/>
+                <w:sz w:val="24"/>
+                <w:szCs w:val="24"/>
+                <w:lang w:val="uk-UA"/>
+              </w:rPr>
+              <w:t>ести треба навчати під задачу</w:t>
             </w:r>
           </w:p>
         </w:tc>
@@ -1352,7 +1095,16 @@
                 <w:szCs w:val="24"/>
                 <w:lang w:val="uk-UA"/>
               </w:rPr>
-              <w:t xml:space="preserve"> кисті/пальців</w:t>
+              <w:t xml:space="preserve"> кисті та </w:t>
+            </w:r>
+            <w:r>
+              <w:rPr>
+                <w:rFonts w:ascii="Times New Roman" w:hAnsi="Times New Roman" w:cs="Times New Roman"/>
+                <w:sz w:val="24"/>
+                <w:szCs w:val="24"/>
+                <w:lang w:val="uk-UA"/>
+              </w:rPr>
+              <w:t>пальців</w:t>
             </w:r>
           </w:p>
         </w:tc>
@@ -1571,7 +1323,7 @@
                 <w:szCs w:val="24"/>
                 <w:lang w:val="uk-UA"/>
               </w:rPr>
-              <w:t>Пінч/</w:t>
+              <w:t xml:space="preserve">Клік, прокрутка, </w:t>
             </w:r>
             <w:proofErr w:type="spellStart"/>
             <w:r>
@@ -1581,38 +1333,9 @@
                 <w:szCs w:val="24"/>
                 <w:lang w:val="uk-UA"/>
               </w:rPr>
-              <w:t>скрол</w:t>
+              <w:t>мікрожести</w:t>
             </w:r>
             <w:proofErr w:type="spellEnd"/>
-            <w:r>
-              <w:rPr>
-                <w:rFonts w:ascii="Times New Roman" w:hAnsi="Times New Roman" w:cs="Times New Roman"/>
-                <w:sz w:val="24"/>
-                <w:szCs w:val="24"/>
-                <w:lang w:val="uk-UA"/>
-              </w:rPr>
-              <w:t>/«</w:t>
-            </w:r>
-            <w:proofErr w:type="spellStart"/>
-            <w:r>
-              <w:rPr>
-                <w:rFonts w:ascii="Times New Roman" w:hAnsi="Times New Roman" w:cs="Times New Roman"/>
-                <w:sz w:val="24"/>
-                <w:szCs w:val="24"/>
-                <w:lang w:val="uk-UA"/>
-              </w:rPr>
-              <w:t>microgestures</w:t>
-            </w:r>
-            <w:proofErr w:type="spellEnd"/>
-            <w:r>
-              <w:rPr>
-                <w:rFonts w:ascii="Times New Roman" w:hAnsi="Times New Roman" w:cs="Times New Roman"/>
-                <w:sz w:val="24"/>
-                <w:szCs w:val="24"/>
-                <w:lang w:val="uk-UA"/>
-              </w:rPr>
-              <w:t>»</w:t>
-            </w:r>
           </w:p>
         </w:tc>
         <w:tc>
@@ -1638,39 +1361,17 @@
                 <w:szCs w:val="24"/>
                 <w:lang w:val="uk-UA"/>
               </w:rPr>
-              <w:t xml:space="preserve">Демонструє «низькокалорійні» </w:t>
-            </w:r>
-            <w:proofErr w:type="spellStart"/>
-            <w:r>
-              <w:rPr>
-                <w:rFonts w:ascii="Times New Roman" w:hAnsi="Times New Roman" w:cs="Times New Roman"/>
-                <w:sz w:val="24"/>
-                <w:szCs w:val="24"/>
-                <w:lang w:val="uk-UA"/>
-              </w:rPr>
-              <w:t>мікрожести</w:t>
-            </w:r>
-            <w:proofErr w:type="spellEnd"/>
-            <w:r>
-              <w:rPr>
-                <w:rFonts w:ascii="Times New Roman" w:hAnsi="Times New Roman" w:cs="Times New Roman"/>
-                <w:sz w:val="24"/>
-                <w:szCs w:val="24"/>
-                <w:lang w:val="uk-UA"/>
-              </w:rPr>
-              <w:t xml:space="preserve"> як D-</w:t>
-            </w:r>
-            <w:proofErr w:type="spellStart"/>
-            <w:r>
-              <w:rPr>
-                <w:rFonts w:ascii="Times New Roman" w:hAnsi="Times New Roman" w:cs="Times New Roman"/>
-                <w:sz w:val="24"/>
-                <w:szCs w:val="24"/>
-                <w:lang w:val="uk-UA"/>
-              </w:rPr>
-              <w:t>pad</w:t>
-            </w:r>
-            <w:proofErr w:type="spellEnd"/>
+              <w:t>Де</w:t>
+            </w:r>
+            <w:r>
+              <w:rPr>
+                <w:rFonts w:ascii="Times New Roman" w:hAnsi="Times New Roman" w:cs="Times New Roman"/>
+                <w:sz w:val="24"/>
+                <w:szCs w:val="24"/>
+                <w:lang w:val="uk-UA"/>
+              </w:rPr>
+              <w:t>монструє «низькокалорійні» жести</w:t>
+            </w:r>
           </w:p>
         </w:tc>
         <w:tc>
@@ -1816,77 +1517,24 @@
                 <w:lang w:val="uk-UA"/>
               </w:rPr>
             </w:pPr>
-            <w:proofErr w:type="spellStart"/>
-            <w:r>
-              <w:rPr>
-                <w:rFonts w:ascii="Times New Roman" w:hAnsi="Times New Roman" w:cs="Times New Roman"/>
-                <w:sz w:val="24"/>
-                <w:szCs w:val="24"/>
-                <w:lang w:val="uk-UA"/>
-              </w:rPr>
-              <w:t>Погляд+пінч</w:t>
-            </w:r>
-            <w:proofErr w:type="spellEnd"/>
-            <w:r>
-              <w:rPr>
-                <w:rFonts w:ascii="Times New Roman" w:hAnsi="Times New Roman" w:cs="Times New Roman"/>
-                <w:sz w:val="24"/>
-                <w:szCs w:val="24"/>
-                <w:lang w:val="uk-UA"/>
-              </w:rPr>
-              <w:t>, пінч-</w:t>
-            </w:r>
-            <w:proofErr w:type="spellStart"/>
-            <w:r>
-              <w:rPr>
-                <w:rFonts w:ascii="Times New Roman" w:hAnsi="Times New Roman" w:cs="Times New Roman"/>
-                <w:sz w:val="24"/>
-                <w:szCs w:val="24"/>
-                <w:lang w:val="uk-UA"/>
-              </w:rPr>
-              <w:t>hold</w:t>
-            </w:r>
-            <w:proofErr w:type="spellEnd"/>
-            <w:r>
-              <w:rPr>
-                <w:rFonts w:ascii="Times New Roman" w:hAnsi="Times New Roman" w:cs="Times New Roman"/>
-                <w:sz w:val="24"/>
-                <w:szCs w:val="24"/>
-                <w:lang w:val="uk-UA"/>
-              </w:rPr>
-              <w:t>/</w:t>
-            </w:r>
-            <w:proofErr w:type="spellStart"/>
-            <w:r>
-              <w:rPr>
-                <w:rFonts w:ascii="Times New Roman" w:hAnsi="Times New Roman" w:cs="Times New Roman"/>
-                <w:sz w:val="24"/>
-                <w:szCs w:val="24"/>
-                <w:lang w:val="uk-UA"/>
-              </w:rPr>
-              <w:t>drag</w:t>
-            </w:r>
-            <w:proofErr w:type="spellEnd"/>
-            <w:r>
-              <w:rPr>
-                <w:rFonts w:ascii="Times New Roman" w:hAnsi="Times New Roman" w:cs="Times New Roman"/>
-                <w:sz w:val="24"/>
-                <w:szCs w:val="24"/>
-                <w:lang w:val="uk-UA"/>
-              </w:rPr>
-              <w:t>/</w:t>
-            </w:r>
-            <w:proofErr w:type="spellStart"/>
-            <w:r>
-              <w:rPr>
-                <w:rFonts w:ascii="Times New Roman" w:hAnsi="Times New Roman" w:cs="Times New Roman"/>
-                <w:sz w:val="24"/>
-                <w:szCs w:val="24"/>
-                <w:lang w:val="uk-UA"/>
-              </w:rPr>
-              <w:t>scroll</w:t>
-            </w:r>
-            <w:proofErr w:type="spellEnd"/>
+            <w:r>
+              <w:rPr>
+                <w:rFonts w:ascii="Times New Roman" w:hAnsi="Times New Roman" w:cs="Times New Roman"/>
+                <w:sz w:val="24"/>
+                <w:szCs w:val="24"/>
+                <w:lang w:val="uk-UA"/>
+              </w:rPr>
+              <w:t>Погляд</w:t>
+            </w:r>
+            <w:r>
+              <w:rPr>
+                <w:rFonts w:ascii="Times New Roman" w:hAnsi="Times New Roman" w:cs="Times New Roman"/>
+                <w:sz w:val="24"/>
+                <w:szCs w:val="24"/>
+                <w:lang w:val="uk-UA"/>
+              </w:rPr>
+              <w:t>, клік, перетягування, прокрутка</w:t>
+            </w:r>
           </w:p>
         </w:tc>
         <w:tc>
@@ -1922,7 +1570,25 @@
                 <w:szCs w:val="24"/>
                 <w:lang w:val="uk-UA"/>
               </w:rPr>
-              <w:t>патерни</w:t>
+              <w:t>па</w:t>
+            </w:r>
+            <w:r>
+              <w:rPr>
+                <w:rFonts w:ascii="Times New Roman" w:hAnsi="Times New Roman" w:cs="Times New Roman"/>
+                <w:sz w:val="24"/>
+                <w:szCs w:val="24"/>
+                <w:lang w:val="uk-UA"/>
+              </w:rPr>
+              <w:t>т</w:t>
+            </w:r>
+            <w:r>
+              <w:rPr>
+                <w:rFonts w:ascii="Times New Roman" w:hAnsi="Times New Roman" w:cs="Times New Roman"/>
+                <w:sz w:val="24"/>
+                <w:szCs w:val="24"/>
+                <w:lang w:val="uk-UA"/>
+              </w:rPr>
+              <w:t>ерни</w:t>
             </w:r>
             <w:proofErr w:type="spellEnd"/>
             <w:r>
@@ -2075,25 +1741,14 @@
               </w:rPr>
               <w:t xml:space="preserve">Тонкі </w:t>
             </w:r>
-            <w:proofErr w:type="spellStart"/>
-            <w:r>
-              <w:rPr>
-                <w:rFonts w:ascii="Times New Roman" w:hAnsi="Times New Roman" w:cs="Times New Roman"/>
-                <w:sz w:val="24"/>
-                <w:szCs w:val="24"/>
-                <w:lang w:val="uk-UA"/>
-              </w:rPr>
-              <w:t>мікрорухи</w:t>
-            </w:r>
-            <w:proofErr w:type="spellEnd"/>
-            <w:r>
-              <w:rPr>
-                <w:rFonts w:ascii="Times New Roman" w:hAnsi="Times New Roman" w:cs="Times New Roman"/>
-                <w:sz w:val="24"/>
-                <w:szCs w:val="24"/>
-                <w:lang w:val="uk-UA"/>
-              </w:rPr>
-              <w:t xml:space="preserve"> без камери</w:t>
+            <w:r>
+              <w:rPr>
+                <w:rFonts w:ascii="Times New Roman" w:hAnsi="Times New Roman" w:cs="Times New Roman"/>
+                <w:sz w:val="24"/>
+                <w:szCs w:val="24"/>
+                <w:lang w:val="uk-UA"/>
+              </w:rPr>
+              <w:t>рухи без камери</w:t>
             </w:r>
           </w:p>
         </w:tc>
@@ -2120,7 +1775,25 @@
                 <w:szCs w:val="24"/>
                 <w:lang w:val="uk-UA"/>
               </w:rPr>
-              <w:t>Працює в темряві/без видимого огляду</w:t>
+              <w:t>Працює в тем</w:t>
+            </w:r>
+            <w:r>
+              <w:rPr>
+                <w:rFonts w:ascii="Times New Roman" w:hAnsi="Times New Roman" w:cs="Times New Roman"/>
+                <w:sz w:val="24"/>
+                <w:szCs w:val="24"/>
+                <w:lang w:val="uk-UA"/>
+              </w:rPr>
+              <w:t xml:space="preserve">ряві та </w:t>
+            </w:r>
+            <w:r>
+              <w:rPr>
+                <w:rFonts w:ascii="Times New Roman" w:hAnsi="Times New Roman" w:cs="Times New Roman"/>
+                <w:sz w:val="24"/>
+                <w:szCs w:val="24"/>
+                <w:lang w:val="uk-UA"/>
+              </w:rPr>
+              <w:t>без видимого огляду</w:t>
             </w:r>
           </w:p>
         </w:tc>
@@ -2204,8 +1877,6 @@
           <w:lang w:val="uk-UA"/>
         </w:rPr>
       </w:pPr>
-      <w:bookmarkStart w:id="0" w:name="_GoBack"/>
-      <w:bookmarkEnd w:id="0"/>
       <w:r>
         <w:rPr>
           <w:rFonts w:ascii="Times New Roman" w:hAnsi="Times New Roman" w:cs="Times New Roman"/>
@@ -2248,17 +1919,15 @@
         </w:rPr>
         <w:t xml:space="preserve"> реалізувати програмне забезпечення для роботи із </w:t>
       </w:r>
-      <w:proofErr w:type="spellStart"/>
-      <w:r>
-        <w:rPr>
-          <w:rFonts w:ascii="Times New Roman" w:hAnsi="Times New Roman" w:cs="Times New Roman"/>
-          <w:sz w:val="28"/>
-          <w:szCs w:val="28"/>
-          <w:lang w:val="uk-UA"/>
-        </w:rPr>
-        <w:t>компютером</w:t>
-      </w:r>
-      <w:proofErr w:type="spellEnd"/>
+      <w:r>
+        <w:rPr>
+          <w:rFonts w:ascii="Times New Roman" w:hAnsi="Times New Roman" w:cs="Times New Roman"/>
+          <w:sz w:val="28"/>
+          <w:szCs w:val="28"/>
+          <w:lang w:val="uk-UA"/>
+        </w:rPr>
+        <w:t>комп’ютером</w:t>
+      </w:r>
       <w:r>
         <w:rPr>
           <w:rFonts w:ascii="Times New Roman" w:hAnsi="Times New Roman" w:cs="Times New Roman"/>
@@ -2268,17 +1937,15 @@
         </w:rPr>
         <w:t xml:space="preserve"> </w:t>
       </w:r>
-      <w:proofErr w:type="spellStart"/>
-      <w:r>
-        <w:rPr>
-          <w:rFonts w:ascii="Times New Roman" w:hAnsi="Times New Roman" w:cs="Times New Roman"/>
-          <w:sz w:val="28"/>
-          <w:szCs w:val="28"/>
-          <w:lang w:val="uk-UA"/>
-        </w:rPr>
-        <w:t>задопомоги</w:t>
-      </w:r>
-      <w:proofErr w:type="spellEnd"/>
+      <w:r>
+        <w:rPr>
+          <w:rFonts w:ascii="Times New Roman" w:hAnsi="Times New Roman" w:cs="Times New Roman"/>
+          <w:sz w:val="28"/>
+          <w:szCs w:val="28"/>
+          <w:lang w:val="uk-UA"/>
+        </w:rPr>
+        <w:t>за допомоги</w:t>
+      </w:r>
       <w:r>
         <w:rPr>
           <w:rFonts w:ascii="Times New Roman" w:hAnsi="Times New Roman" w:cs="Times New Roman"/>
@@ -2295,47 +1962,43 @@
           <w:szCs w:val="28"/>
           <w:lang w:val="uk-UA"/>
         </w:rPr>
-        <w:t xml:space="preserve"> перевірити, чи послідовності </w:t>
-      </w:r>
-      <w:proofErr w:type="spellStart"/>
-      <w:r>
-        <w:rPr>
-          <w:rFonts w:ascii="Times New Roman" w:hAnsi="Times New Roman" w:cs="Times New Roman"/>
-          <w:sz w:val="28"/>
-          <w:szCs w:val="28"/>
-          <w:lang w:val="uk-UA"/>
-        </w:rPr>
-        <w:t>мікрожестів</w:t>
-      </w:r>
-      <w:proofErr w:type="spellEnd"/>
-      <w:r>
-        <w:rPr>
-          <w:rFonts w:ascii="Times New Roman" w:hAnsi="Times New Roman" w:cs="Times New Roman"/>
-          <w:sz w:val="28"/>
-          <w:szCs w:val="28"/>
-          <w:lang w:val="uk-UA"/>
-        </w:rPr>
-        <w:t xml:space="preserve"> забезпечують не гірший час і зручність, ніж </w:t>
-      </w:r>
-      <w:proofErr w:type="spellStart"/>
-      <w:r>
-        <w:rPr>
-          <w:rFonts w:ascii="Times New Roman" w:hAnsi="Times New Roman" w:cs="Times New Roman"/>
-          <w:sz w:val="28"/>
-          <w:szCs w:val="28"/>
-          <w:lang w:val="uk-UA"/>
-        </w:rPr>
-        <w:t>миша+гарячі</w:t>
-      </w:r>
-      <w:proofErr w:type="spellEnd"/>
-      <w:r>
-        <w:rPr>
-          <w:rFonts w:ascii="Times New Roman" w:hAnsi="Times New Roman" w:cs="Times New Roman"/>
-          <w:sz w:val="28"/>
-          <w:szCs w:val="28"/>
-          <w:lang w:val="uk-UA"/>
-        </w:rPr>
-        <w:t xml:space="preserve"> клавіші, і менше помилкових спрацьовувань, ніж одиночні жести.</w:t>
+        <w:t xml:space="preserve"> пе</w:t>
+      </w:r>
+      <w:r>
+        <w:rPr>
+          <w:rFonts w:ascii="Times New Roman" w:hAnsi="Times New Roman" w:cs="Times New Roman"/>
+          <w:sz w:val="28"/>
+          <w:szCs w:val="28"/>
+          <w:lang w:val="uk-UA"/>
+        </w:rPr>
+        <w:t xml:space="preserve">ревірити, чи послідовності </w:t>
+      </w:r>
+      <w:r>
+        <w:rPr>
+          <w:rFonts w:ascii="Times New Roman" w:hAnsi="Times New Roman" w:cs="Times New Roman"/>
+          <w:sz w:val="28"/>
+          <w:szCs w:val="28"/>
+          <w:lang w:val="uk-UA"/>
+        </w:rPr>
+        <w:t>жестів забезпечують не г</w:t>
+      </w:r>
+      <w:r>
+        <w:rPr>
+          <w:rFonts w:ascii="Times New Roman" w:hAnsi="Times New Roman" w:cs="Times New Roman"/>
+          <w:sz w:val="28"/>
+          <w:szCs w:val="28"/>
+          <w:lang w:val="uk-UA"/>
+        </w:rPr>
+        <w:t xml:space="preserve">ірший час і зручність, ніж миша та </w:t>
+      </w:r>
+      <w:r>
+        <w:rPr>
+          <w:rFonts w:ascii="Times New Roman" w:hAnsi="Times New Roman" w:cs="Times New Roman"/>
+          <w:sz w:val="28"/>
+          <w:szCs w:val="28"/>
+          <w:lang w:val="uk-UA"/>
+        </w:rPr>
+        <w:t>гарячі клавіші, і менше помилкових спрацьовувань, ніж одиночні жести.</w:t>
       </w:r>
     </w:p>
     <w:p>
@@ -2362,8 +2025,13 @@
     </w:p>
     <w:p>
       <w:pPr>
+        <w:pStyle w:val="a7"/>
+        <w:numPr>
+          <w:ilvl w:val="0"/>
+          <w:numId w:val="6"/>
+        </w:numPr>
         <w:spacing w:after="0" w:line="360" w:lineRule="auto"/>
-        <w:ind w:firstLine="426"/>
+        <w:ind w:left="0" w:firstLine="426"/>
         <w:jc w:val="both"/>
         <w:rPr>
           <w:rFonts w:ascii="Times New Roman" w:hAnsi="Times New Roman" w:cs="Times New Roman"/>
@@ -2380,7 +2048,7 @@
           <w:szCs w:val="28"/>
           <w:lang w:val="uk-UA"/>
         </w:rPr>
-        <w:t>Спроєктувати</w:t>
+        <w:t>спроєктувати</w:t>
       </w:r>
       <w:proofErr w:type="spellEnd"/>
       <w:r>
@@ -2390,33 +2058,18 @@
           <w:szCs w:val="28"/>
           <w:lang w:val="uk-UA"/>
         </w:rPr>
-        <w:t xml:space="preserve"> словник послідовностей (схема «</w:t>
-      </w:r>
-      <w:proofErr w:type="spellStart"/>
-      <w:r>
-        <w:rPr>
-          <w:rFonts w:ascii="Times New Roman" w:hAnsi="Times New Roman" w:cs="Times New Roman"/>
-          <w:sz w:val="28"/>
-          <w:szCs w:val="28"/>
-          <w:lang w:val="uk-UA"/>
-        </w:rPr>
-        <w:t>клатч</w:t>
-      </w:r>
-      <w:proofErr w:type="spellEnd"/>
-      <w:r>
-        <w:rPr>
-          <w:rFonts w:ascii="Times New Roman" w:hAnsi="Times New Roman" w:cs="Times New Roman"/>
-          <w:sz w:val="28"/>
-          <w:szCs w:val="28"/>
-          <w:lang w:val="uk-UA"/>
-        </w:rPr>
-        <w:t xml:space="preserve"> → дія → об’єкт/напрям»). </w:t>
+        <w:t xml:space="preserve"> словник послідовностей;</w:t>
       </w:r>
     </w:p>
     <w:p>
       <w:pPr>
+        <w:pStyle w:val="a7"/>
+        <w:numPr>
+          <w:ilvl w:val="0"/>
+          <w:numId w:val="6"/>
+        </w:numPr>
         <w:spacing w:after="0" w:line="360" w:lineRule="auto"/>
-        <w:ind w:firstLine="426"/>
+        <w:ind w:left="0" w:firstLine="426"/>
         <w:jc w:val="both"/>
         <w:rPr>
           <w:rFonts w:ascii="Times New Roman" w:hAnsi="Times New Roman" w:cs="Times New Roman"/>
@@ -2432,7 +2085,7 @@
           <w:szCs w:val="28"/>
           <w:lang w:val="uk-UA"/>
         </w:rPr>
-        <w:t xml:space="preserve">Зібрати прототип: </w:t>
+        <w:t xml:space="preserve">зібрати прототип із </w:t>
       </w:r>
       <w:proofErr w:type="spellStart"/>
       <w:r>
@@ -2442,7 +2095,7 @@
           <w:szCs w:val="28"/>
           <w:lang w:val="uk-UA"/>
         </w:rPr>
-        <w:t>трекінг</w:t>
+        <w:t>трекінгом</w:t>
       </w:r>
       <w:proofErr w:type="spellEnd"/>
       <w:r>
@@ -2452,13 +2105,18 @@
           <w:szCs w:val="28"/>
           <w:lang w:val="uk-UA"/>
         </w:rPr>
-        <w:t xml:space="preserve"> рук та класифікатор послідовностей, з GPU-прискоренням.</w:t>
+        <w:t xml:space="preserve"> рук та класифікатор послідовностей;</w:t>
       </w:r>
     </w:p>
     <w:p>
       <w:pPr>
+        <w:pStyle w:val="a7"/>
+        <w:numPr>
+          <w:ilvl w:val="0"/>
+          <w:numId w:val="6"/>
+        </w:numPr>
         <w:spacing w:after="0" w:line="360" w:lineRule="auto"/>
-        <w:ind w:firstLine="426"/>
+        <w:ind w:left="0" w:firstLine="426"/>
         <w:jc w:val="both"/>
         <w:rPr>
           <w:rFonts w:ascii="Times New Roman" w:hAnsi="Times New Roman" w:cs="Times New Roman"/>
@@ -2474,53 +2132,18 @@
           <w:szCs w:val="28"/>
           <w:lang w:val="uk-UA"/>
         </w:rPr>
-        <w:t>Впровадити анти-помилкові «ворота»: явне підтвердження (проти «</w:t>
-      </w:r>
-      <w:proofErr w:type="spellStart"/>
-      <w:r>
-        <w:rPr>
-          <w:rFonts w:ascii="Times New Roman" w:hAnsi="Times New Roman" w:cs="Times New Roman"/>
-          <w:sz w:val="28"/>
-          <w:szCs w:val="28"/>
-          <w:lang w:val="uk-UA"/>
-        </w:rPr>
-        <w:t>Midas</w:t>
-      </w:r>
-      <w:proofErr w:type="spellEnd"/>
-      <w:r>
-        <w:rPr>
-          <w:rFonts w:ascii="Times New Roman" w:hAnsi="Times New Roman" w:cs="Times New Roman"/>
-          <w:sz w:val="28"/>
-          <w:szCs w:val="28"/>
-          <w:lang w:val="uk-UA"/>
-        </w:rPr>
-        <w:t xml:space="preserve"> </w:t>
-      </w:r>
-      <w:proofErr w:type="spellStart"/>
-      <w:r>
-        <w:rPr>
-          <w:rFonts w:ascii="Times New Roman" w:hAnsi="Times New Roman" w:cs="Times New Roman"/>
-          <w:sz w:val="28"/>
-          <w:szCs w:val="28"/>
-          <w:lang w:val="uk-UA"/>
-        </w:rPr>
-        <w:t>touch</w:t>
-      </w:r>
-      <w:proofErr w:type="spellEnd"/>
-      <w:r>
-        <w:rPr>
-          <w:rFonts w:ascii="Times New Roman" w:hAnsi="Times New Roman" w:cs="Times New Roman"/>
-          <w:sz w:val="28"/>
-          <w:szCs w:val="28"/>
-          <w:lang w:val="uk-UA"/>
-        </w:rPr>
-        <w:t>»).</w:t>
+        <w:t>впровадити анти-помилкові «ворота»;</w:t>
       </w:r>
     </w:p>
     <w:p>
       <w:pPr>
+        <w:pStyle w:val="a7"/>
+        <w:numPr>
+          <w:ilvl w:val="0"/>
+          <w:numId w:val="6"/>
+        </w:numPr>
         <w:spacing w:after="0" w:line="360" w:lineRule="auto"/>
-        <w:ind w:firstLine="426"/>
+        <w:ind w:left="0" w:firstLine="426"/>
         <w:jc w:val="both"/>
         <w:rPr>
           <w:rFonts w:ascii="Times New Roman" w:hAnsi="Times New Roman" w:cs="Times New Roman"/>
@@ -2537,7 +2160,7 @@
           <w:szCs w:val="28"/>
           <w:lang w:val="uk-UA"/>
         </w:rPr>
-        <w:t>Спроєктувати</w:t>
+        <w:t>спроєктувати</w:t>
       </w:r>
       <w:proofErr w:type="spellEnd"/>
       <w:r>
@@ -2547,71 +2170,7 @@
           <w:szCs w:val="28"/>
           <w:lang w:val="uk-UA"/>
         </w:rPr>
-        <w:t xml:space="preserve"> експеримент: три умови - </w:t>
-      </w:r>
-      <w:proofErr w:type="spellStart"/>
-      <w:r>
-        <w:rPr>
-          <w:rFonts w:ascii="Times New Roman" w:hAnsi="Times New Roman" w:cs="Times New Roman"/>
-          <w:sz w:val="28"/>
-          <w:szCs w:val="28"/>
-          <w:lang w:val="uk-UA"/>
-        </w:rPr>
-        <w:t>миша+гарячі</w:t>
-      </w:r>
-      <w:proofErr w:type="spellEnd"/>
-      <w:r>
-        <w:rPr>
-          <w:rFonts w:ascii="Times New Roman" w:hAnsi="Times New Roman" w:cs="Times New Roman"/>
-          <w:sz w:val="28"/>
-          <w:szCs w:val="28"/>
-          <w:lang w:val="uk-UA"/>
-        </w:rPr>
-        <w:t>, одиночні жести, послідовності; однакові базові ПК-завдання.</w:t>
-      </w:r>
-    </w:p>
-    <w:p>
-      <w:pPr>
-        <w:spacing w:after="0" w:line="360" w:lineRule="auto"/>
-        <w:ind w:firstLine="426"/>
-        <w:jc w:val="both"/>
-        <w:rPr>
-          <w:rFonts w:ascii="Times New Roman" w:hAnsi="Times New Roman" w:cs="Times New Roman"/>
-          <w:sz w:val="28"/>
-          <w:szCs w:val="28"/>
-          <w:lang w:val="uk-UA"/>
-        </w:rPr>
-      </w:pPr>
-      <w:r>
-        <w:rPr>
-          <w:rFonts w:ascii="Times New Roman" w:hAnsi="Times New Roman" w:cs="Times New Roman"/>
-          <w:sz w:val="28"/>
-          <w:szCs w:val="28"/>
-          <w:lang w:val="uk-UA"/>
-        </w:rPr>
-        <w:t>Виміряти: час до успішної команди, точність, помилкові спрацьовування/год, суб’єктивне навантаження (NASA-TLX).</w:t>
-      </w:r>
-    </w:p>
-    <w:p>
-      <w:pPr>
-        <w:spacing w:after="0" w:line="360" w:lineRule="auto"/>
-        <w:ind w:firstLine="426"/>
-        <w:jc w:val="both"/>
-        <w:rPr>
-          <w:rFonts w:ascii="Times New Roman" w:hAnsi="Times New Roman" w:cs="Times New Roman"/>
-          <w:sz w:val="28"/>
-          <w:szCs w:val="28"/>
-          <w:lang w:val="uk-UA"/>
-        </w:rPr>
-      </w:pPr>
-      <w:r>
-        <w:rPr>
-          <w:rFonts w:ascii="Times New Roman" w:hAnsi="Times New Roman" w:cs="Times New Roman"/>
-          <w:sz w:val="28"/>
-          <w:szCs w:val="28"/>
-          <w:lang w:val="uk-UA"/>
-        </w:rPr>
-        <w:t>Проаналізувати статистично (ANOVA/t-тести, CI), сформулювати висновки й рекомендації.</w:t>
+        <w:t xml:space="preserve"> експеримент та провести порівняння.</w:t>
       </w:r>
     </w:p>
     <w:p>
@@ -2653,7 +2212,27 @@
           <w:szCs w:val="28"/>
           <w:lang w:val="uk-UA"/>
         </w:rPr>
-        <w:t>ОБ’ЄКТ ДОСЛІДЖЕННЯ</w:t>
+        <w:t xml:space="preserve">ОБ’ЄКТ </w:t>
+      </w:r>
+      <w:r>
+        <w:rPr>
+          <w:rFonts w:ascii="Times New Roman" w:hAnsi="Times New Roman" w:cs="Times New Roman"/>
+          <w:b/>
+          <w:sz w:val="28"/>
+          <w:szCs w:val="28"/>
+          <w:lang w:val="uk-UA"/>
+        </w:rPr>
+        <w:t>ТА ПРЕДМЕТ</w:t>
+      </w:r>
+      <w:r>
+        <w:rPr>
+          <w:rFonts w:ascii="Times New Roman" w:hAnsi="Times New Roman" w:cs="Times New Roman"/>
+          <w:b/>
+          <w:sz w:val="28"/>
+          <w:szCs w:val="28"/>
+          <w:lang w:val="uk-UA"/>
+        </w:rPr>
+        <w:t>ДОСЛІДЖЕННЯ</w:t>
       </w:r>
     </w:p>
     <w:p>
@@ -2675,7 +2254,43 @@
           <w:szCs w:val="28"/>
           <w:lang w:val="uk-UA"/>
         </w:rPr>
-        <w:t xml:space="preserve">Система взаємодії користувача з ПК за допомогою </w:t>
+        <w:t>Об’єктом дослідження є с</w:t>
+      </w:r>
+      <w:r>
+        <w:rPr>
+          <w:rFonts w:ascii="Times New Roman" w:hAnsi="Times New Roman" w:cs="Times New Roman"/>
+          <w:sz w:val="28"/>
+          <w:szCs w:val="28"/>
+          <w:lang w:val="uk-UA"/>
+        </w:rPr>
+        <w:t>истема в</w:t>
+      </w:r>
+      <w:r>
+        <w:rPr>
+          <w:rFonts w:ascii="Times New Roman" w:hAnsi="Times New Roman" w:cs="Times New Roman"/>
+          <w:sz w:val="28"/>
+          <w:szCs w:val="28"/>
+          <w:lang w:val="uk-UA"/>
+        </w:rPr>
+        <w:t xml:space="preserve">заємодії з ПК за допомогою </w:t>
+      </w:r>
+      <w:r>
+        <w:rPr>
+          <w:rFonts w:ascii="Times New Roman" w:hAnsi="Times New Roman" w:cs="Times New Roman"/>
+          <w:sz w:val="28"/>
+          <w:szCs w:val="28"/>
+          <w:lang w:val="uk-UA"/>
+        </w:rPr>
+        <w:t>жестів рук</w:t>
+      </w:r>
+      <w:r>
+        <w:rPr>
+          <w:rFonts w:ascii="Times New Roman" w:hAnsi="Times New Roman" w:cs="Times New Roman"/>
+          <w:sz w:val="28"/>
+          <w:szCs w:val="28"/>
+          <w:lang w:val="uk-UA"/>
+        </w:rPr>
+        <w:t xml:space="preserve">. Використовується камерний </w:t>
       </w:r>
       <w:proofErr w:type="spellStart"/>
       <w:r>
@@ -2685,7 +2300,7 @@
           <w:szCs w:val="28"/>
           <w:lang w:val="uk-UA"/>
         </w:rPr>
-        <w:t>мікрожестів</w:t>
+        <w:t>трекінг</w:t>
       </w:r>
       <w:proofErr w:type="spellEnd"/>
       <w:r>
@@ -2695,8 +2310,39 @@
           <w:szCs w:val="28"/>
           <w:lang w:val="uk-UA"/>
         </w:rPr>
-        <w:t xml:space="preserve"> рук (камерний або сенсорний </w:t>
-      </w:r>
+        <w:t xml:space="preserve">. Система містить захоплення відео, виявлення кисті, </w:t>
+      </w:r>
+      <w:r>
+        <w:rPr>
+          <w:rFonts w:ascii="Times New Roman" w:hAnsi="Times New Roman" w:cs="Times New Roman"/>
+          <w:sz w:val="28"/>
+          <w:szCs w:val="28"/>
+          <w:lang w:val="uk-UA"/>
+        </w:rPr>
+        <w:t>основні точки</w:t>
+      </w:r>
+      <w:r>
+        <w:rPr>
+          <w:rFonts w:ascii="Times New Roman" w:hAnsi="Times New Roman" w:cs="Times New Roman"/>
+          <w:sz w:val="28"/>
+          <w:szCs w:val="28"/>
+          <w:lang w:val="uk-UA"/>
+        </w:rPr>
+        <w:t xml:space="preserve">, інтерпретацію жестів, машину, відправку подій у ОС та екранні підказки. </w:t>
+      </w:r>
+    </w:p>
+    <w:p>
+      <w:pPr>
+        <w:spacing w:after="0" w:line="360" w:lineRule="auto"/>
+        <w:ind w:firstLine="426"/>
+        <w:jc w:val="both"/>
+        <w:rPr>
+          <w:rFonts w:ascii="Times New Roman" w:hAnsi="Times New Roman" w:cs="Times New Roman"/>
+          <w:sz w:val="28"/>
+          <w:szCs w:val="28"/>
+          <w:lang w:val="uk-UA"/>
+        </w:rPr>
+      </w:pPr>
       <w:proofErr w:type="spellStart"/>
       <w:r>
         <w:rPr>
@@ -2705,7 +2351,7 @@
           <w:szCs w:val="28"/>
           <w:lang w:val="uk-UA"/>
         </w:rPr>
-        <w:t>трекінг</w:t>
+        <w:t>Ппредметом</w:t>
       </w:r>
       <w:proofErr w:type="spellEnd"/>
       <w:r>
@@ -2715,7 +2361,112 @@
           <w:szCs w:val="28"/>
           <w:lang w:val="uk-UA"/>
         </w:rPr>
-        <w:t xml:space="preserve">). </w:t>
+        <w:t xml:space="preserve"> є в</w:t>
+      </w:r>
+      <w:r>
+        <w:rPr>
+          <w:rFonts w:ascii="Times New Roman" w:hAnsi="Times New Roman" w:cs="Times New Roman"/>
+          <w:sz w:val="28"/>
+          <w:szCs w:val="28"/>
+          <w:lang w:val="uk-UA"/>
+        </w:rPr>
+        <w:t>пли</w:t>
+      </w:r>
+      <w:r>
+        <w:rPr>
+          <w:rFonts w:ascii="Times New Roman" w:hAnsi="Times New Roman" w:cs="Times New Roman"/>
+          <w:sz w:val="28"/>
+          <w:szCs w:val="28"/>
+          <w:lang w:val="uk-UA"/>
+        </w:rPr>
+        <w:t xml:space="preserve">в структури послідовностей </w:t>
+      </w:r>
+      <w:r>
+        <w:rPr>
+          <w:rFonts w:ascii="Times New Roman" w:hAnsi="Times New Roman" w:cs="Times New Roman"/>
+          <w:sz w:val="28"/>
+          <w:szCs w:val="28"/>
+          <w:lang w:val="uk-UA"/>
+        </w:rPr>
+        <w:t>жес</w:t>
+      </w:r>
+      <w:r>
+        <w:rPr>
+          <w:rFonts w:ascii="Times New Roman" w:hAnsi="Times New Roman" w:cs="Times New Roman"/>
+          <w:sz w:val="28"/>
+          <w:szCs w:val="28"/>
+          <w:lang w:val="uk-UA"/>
+        </w:rPr>
+        <w:t>тів на ефективність взаємодії</w:t>
+      </w:r>
+      <w:r>
+        <w:rPr>
+          <w:rFonts w:ascii="Times New Roman" w:hAnsi="Times New Roman" w:cs="Times New Roman"/>
+          <w:sz w:val="28"/>
+          <w:szCs w:val="28"/>
+          <w:lang w:val="uk-UA"/>
+        </w:rPr>
+        <w:t xml:space="preserve">. Оцінюємо час виконання команди, точність, частоту хибних спрацьовувань. Додатково вивчаємо ефект SIMT прискорення на затримку системи. У нашому випадку це </w:t>
+      </w:r>
+      <w:proofErr w:type="spellStart"/>
+      <w:r>
+        <w:rPr>
+          <w:rFonts w:ascii="Times New Roman" w:hAnsi="Times New Roman" w:cs="Times New Roman"/>
+          <w:sz w:val="28"/>
+          <w:szCs w:val="28"/>
+          <w:lang w:val="uk-UA"/>
+        </w:rPr>
+        <w:t>препроцесинг</w:t>
+      </w:r>
+      <w:proofErr w:type="spellEnd"/>
+      <w:r>
+        <w:rPr>
+          <w:rFonts w:ascii="Times New Roman" w:hAnsi="Times New Roman" w:cs="Times New Roman"/>
+          <w:sz w:val="28"/>
+          <w:szCs w:val="28"/>
+          <w:lang w:val="uk-UA"/>
+        </w:rPr>
+        <w:t xml:space="preserve"> кадру, </w:t>
+      </w:r>
+      <w:proofErr w:type="spellStart"/>
+      <w:r>
+        <w:rPr>
+          <w:rFonts w:ascii="Times New Roman" w:hAnsi="Times New Roman" w:cs="Times New Roman"/>
+          <w:sz w:val="28"/>
+          <w:szCs w:val="28"/>
+          <w:lang w:val="uk-UA"/>
+        </w:rPr>
+        <w:t>детекція</w:t>
+      </w:r>
+      <w:proofErr w:type="spellEnd"/>
+      <w:r>
+        <w:rPr>
+          <w:rFonts w:ascii="Times New Roman" w:hAnsi="Times New Roman" w:cs="Times New Roman"/>
+          <w:sz w:val="28"/>
+          <w:szCs w:val="28"/>
+          <w:lang w:val="uk-UA"/>
+        </w:rPr>
+        <w:t xml:space="preserve"> долоні, </w:t>
+      </w:r>
+      <w:proofErr w:type="spellStart"/>
+      <w:r>
+        <w:rPr>
+          <w:rFonts w:ascii="Times New Roman" w:hAnsi="Times New Roman" w:cs="Times New Roman"/>
+          <w:sz w:val="28"/>
+          <w:szCs w:val="28"/>
+          <w:lang w:val="uk-UA"/>
+        </w:rPr>
+        <w:t>лендмарки</w:t>
+      </w:r>
+      <w:proofErr w:type="spellEnd"/>
+      <w:r>
+        <w:rPr>
+          <w:rFonts w:ascii="Times New Roman" w:hAnsi="Times New Roman" w:cs="Times New Roman"/>
+          <w:sz w:val="28"/>
+          <w:szCs w:val="28"/>
+          <w:lang w:val="uk-UA"/>
+        </w:rPr>
+        <w:t xml:space="preserve"> та обчислення ознак.</w:t>
       </w:r>
     </w:p>
     <w:p>
@@ -2757,7 +2508,7 @@
           <w:szCs w:val="28"/>
           <w:lang w:val="uk-UA"/>
         </w:rPr>
-        <w:t>ПРЕДМЕТ ДОСЛІДЖЕННЯ</w:t>
+        <w:t>ОЧІКУВАНА НОВИЗНА</w:t>
       </w:r>
     </w:p>
     <w:p>
@@ -2779,7 +2530,52 @@
           <w:szCs w:val="28"/>
           <w:lang w:val="uk-UA"/>
         </w:rPr>
-        <w:t xml:space="preserve">Вплив структури послідовностей (наявність </w:t>
+        <w:t>Очікувана н</w:t>
+      </w:r>
+      <w:r>
+        <w:rPr>
+          <w:rFonts w:ascii="Times New Roman" w:hAnsi="Times New Roman" w:cs="Times New Roman"/>
+          <w:sz w:val="28"/>
+          <w:szCs w:val="28"/>
+          <w:lang w:val="uk-UA"/>
+        </w:rPr>
+        <w:t>овизна полягає у введенні для ПК окре</w:t>
+      </w:r>
+      <w:r>
+        <w:rPr>
+          <w:rFonts w:ascii="Times New Roman" w:hAnsi="Times New Roman" w:cs="Times New Roman"/>
+          <w:sz w:val="28"/>
+          <w:szCs w:val="28"/>
+          <w:lang w:val="uk-UA"/>
+        </w:rPr>
+        <w:t xml:space="preserve">мого каналу вводу на основі </w:t>
+      </w:r>
+      <w:r>
+        <w:rPr>
+          <w:rFonts w:ascii="Times New Roman" w:hAnsi="Times New Roman" w:cs="Times New Roman"/>
+          <w:sz w:val="28"/>
+          <w:szCs w:val="28"/>
+          <w:lang w:val="uk-UA"/>
+        </w:rPr>
+        <w:t>жестів з послідовностями. Ми опис</w:t>
+      </w:r>
+      <w:r>
+        <w:rPr>
+          <w:rFonts w:ascii="Times New Roman" w:hAnsi="Times New Roman" w:cs="Times New Roman"/>
+          <w:sz w:val="28"/>
+          <w:szCs w:val="28"/>
+          <w:lang w:val="uk-UA"/>
+        </w:rPr>
+        <w:t>уємо жести як просту граматику</w:t>
+      </w:r>
+      <w:r>
+        <w:rPr>
+          <w:rFonts w:ascii="Times New Roman" w:hAnsi="Times New Roman" w:cs="Times New Roman"/>
+          <w:sz w:val="28"/>
+          <w:szCs w:val="28"/>
+          <w:lang w:val="uk-UA"/>
+        </w:rPr>
+        <w:t xml:space="preserve">. Це не просто набір поз. Це узгоджена мова керування, яку легко читати, конфігурувати і вчити. Для опису </w:t>
       </w:r>
       <w:proofErr w:type="spellStart"/>
       <w:r>
@@ -2789,7 +2585,7 @@
           <w:szCs w:val="28"/>
           <w:lang w:val="uk-UA"/>
         </w:rPr>
-        <w:t>клатчу</w:t>
+        <w:t>мапінгів</w:t>
       </w:r>
       <w:proofErr w:type="spellEnd"/>
       <w:r>
@@ -2799,7 +2595,7 @@
           <w:szCs w:val="28"/>
           <w:lang w:val="uk-UA"/>
         </w:rPr>
-        <w:t>/підтвердження, форма «</w:t>
+        <w:t xml:space="preserve"> пропонується коротка нотація з профілями для </w:t>
       </w:r>
       <w:proofErr w:type="spellStart"/>
       <w:r>
@@ -2809,7 +2605,8 @@
           <w:szCs w:val="28"/>
           <w:lang w:val="uk-UA"/>
         </w:rPr>
-        <w:t>клатч→дія→об’єкт</w:t>
+        <w:lastRenderedPageBreak/>
+        <w:t>правші</w:t>
       </w:r>
       <w:proofErr w:type="spellEnd"/>
       <w:r>
@@ -2819,7 +2616,317 @@
           <w:szCs w:val="28"/>
           <w:lang w:val="uk-UA"/>
         </w:rPr>
-        <w:t>») на час виконання, точність і частоту помилкових спрацьовувань у порівнянні з мишею/гарячими клавішами та з одиночними жестами; а також ефект SIMT-прискорення на затримку системи.</w:t>
+        <w:t xml:space="preserve"> та шульги. Вона придатна для звичайної </w:t>
+      </w:r>
+      <w:proofErr w:type="spellStart"/>
+      <w:r>
+        <w:rPr>
+          <w:rFonts w:ascii="Times New Roman" w:hAnsi="Times New Roman" w:cs="Times New Roman"/>
+          <w:sz w:val="28"/>
+          <w:szCs w:val="28"/>
+          <w:lang w:val="uk-UA"/>
+        </w:rPr>
+        <w:t>вебкамери</w:t>
+      </w:r>
+      <w:proofErr w:type="spellEnd"/>
+      <w:r>
+        <w:rPr>
+          <w:rFonts w:ascii="Times New Roman" w:hAnsi="Times New Roman" w:cs="Times New Roman"/>
+          <w:sz w:val="28"/>
+          <w:szCs w:val="28"/>
+          <w:lang w:val="uk-UA"/>
+        </w:rPr>
+        <w:t xml:space="preserve"> і не вимагає спеціального заліза. </w:t>
+      </w:r>
+    </w:p>
+    <w:p>
+      <w:pPr>
+        <w:spacing w:after="0" w:line="360" w:lineRule="auto"/>
+        <w:ind w:firstLine="426"/>
+        <w:jc w:val="both"/>
+        <w:rPr>
+          <w:rFonts w:ascii="Times New Roman" w:hAnsi="Times New Roman" w:cs="Times New Roman"/>
+          <w:sz w:val="28"/>
+          <w:szCs w:val="28"/>
+          <w:lang w:val="uk-UA"/>
+        </w:rPr>
+      </w:pPr>
+      <w:r>
+        <w:rPr>
+          <w:rFonts w:ascii="Times New Roman" w:hAnsi="Times New Roman" w:cs="Times New Roman"/>
+          <w:sz w:val="28"/>
+          <w:szCs w:val="28"/>
+          <w:lang w:val="uk-UA"/>
+        </w:rPr>
+        <w:t xml:space="preserve">Новизна також у поділі розпізнавання і наміру. Рухи перетворюються на </w:t>
+      </w:r>
+      <w:proofErr w:type="spellStart"/>
+      <w:r>
+        <w:rPr>
+          <w:rFonts w:ascii="Times New Roman" w:hAnsi="Times New Roman" w:cs="Times New Roman"/>
+          <w:sz w:val="28"/>
+          <w:szCs w:val="28"/>
+          <w:lang w:val="uk-UA"/>
+        </w:rPr>
+        <w:t>токени</w:t>
+      </w:r>
+      <w:proofErr w:type="spellEnd"/>
+      <w:r>
+        <w:rPr>
+          <w:rFonts w:ascii="Times New Roman" w:hAnsi="Times New Roman" w:cs="Times New Roman"/>
+          <w:sz w:val="28"/>
+          <w:szCs w:val="28"/>
+          <w:lang w:val="uk-UA"/>
+        </w:rPr>
+        <w:t xml:space="preserve"> у часових вікнах. Далі працює </w:t>
+      </w:r>
+      <w:r>
+        <w:rPr>
+          <w:rFonts w:ascii="Times New Roman" w:hAnsi="Times New Roman" w:cs="Times New Roman"/>
+          <w:sz w:val="28"/>
+          <w:szCs w:val="28"/>
+          <w:lang w:val="uk-UA"/>
+        </w:rPr>
+        <w:t>обробка</w:t>
+      </w:r>
+      <w:r>
+        <w:rPr>
+          <w:rFonts w:ascii="Times New Roman" w:hAnsi="Times New Roman" w:cs="Times New Roman"/>
+          <w:sz w:val="28"/>
+          <w:szCs w:val="28"/>
+          <w:lang w:val="uk-UA"/>
+        </w:rPr>
+        <w:t xml:space="preserve">, яка приймає рішення окремо від сирих ознак. Це спрощує налагодження, дає прозорі правила і дозволяє швидко додавати нові </w:t>
+      </w:r>
+      <w:proofErr w:type="spellStart"/>
+      <w:r>
+        <w:rPr>
+          <w:rFonts w:ascii="Times New Roman" w:hAnsi="Times New Roman" w:cs="Times New Roman"/>
+          <w:sz w:val="28"/>
+          <w:szCs w:val="28"/>
+          <w:lang w:val="uk-UA"/>
+        </w:rPr>
+        <w:t>патерни</w:t>
+      </w:r>
+      <w:proofErr w:type="spellEnd"/>
+      <w:r>
+        <w:rPr>
+          <w:rFonts w:ascii="Times New Roman" w:hAnsi="Times New Roman" w:cs="Times New Roman"/>
+          <w:sz w:val="28"/>
+          <w:szCs w:val="28"/>
+          <w:lang w:val="uk-UA"/>
+        </w:rPr>
+        <w:t xml:space="preserve"> без зміни детектора. </w:t>
+      </w:r>
+    </w:p>
+    <w:p>
+      <w:pPr>
+        <w:spacing w:after="0" w:line="360" w:lineRule="auto"/>
+        <w:ind w:firstLine="426"/>
+        <w:jc w:val="both"/>
+        <w:rPr>
+          <w:rFonts w:ascii="Times New Roman" w:hAnsi="Times New Roman" w:cs="Times New Roman"/>
+          <w:sz w:val="28"/>
+          <w:szCs w:val="28"/>
+          <w:lang w:val="uk-UA"/>
+        </w:rPr>
+      </w:pPr>
+      <w:r>
+        <w:rPr>
+          <w:rFonts w:ascii="Times New Roman" w:hAnsi="Times New Roman" w:cs="Times New Roman"/>
+          <w:sz w:val="28"/>
+          <w:szCs w:val="28"/>
+          <w:lang w:val="uk-UA"/>
+        </w:rPr>
+        <w:t xml:space="preserve">Окремий внесок робить інтерфейс з живими підказками. </w:t>
+      </w:r>
+      <w:r>
+        <w:rPr>
+          <w:rFonts w:ascii="Times New Roman" w:hAnsi="Times New Roman" w:cs="Times New Roman"/>
+          <w:sz w:val="28"/>
+          <w:szCs w:val="28"/>
+          <w:lang w:val="uk-UA"/>
+        </w:rPr>
+        <w:t>Він</w:t>
+      </w:r>
+      <w:r>
+        <w:rPr>
+          <w:rFonts w:ascii="Times New Roman" w:hAnsi="Times New Roman" w:cs="Times New Roman"/>
+          <w:sz w:val="28"/>
+          <w:szCs w:val="28"/>
+          <w:lang w:val="uk-UA"/>
+        </w:rPr>
+        <w:t xml:space="preserve"> </w:t>
+      </w:r>
+      <w:r>
+        <w:rPr>
+          <w:rFonts w:ascii="Times New Roman" w:hAnsi="Times New Roman" w:cs="Times New Roman"/>
+          <w:sz w:val="28"/>
+          <w:szCs w:val="28"/>
+          <w:lang w:val="uk-UA"/>
+        </w:rPr>
+        <w:t>може показувати</w:t>
+      </w:r>
+      <w:r>
+        <w:rPr>
+          <w:rFonts w:ascii="Times New Roman" w:hAnsi="Times New Roman" w:cs="Times New Roman"/>
+          <w:sz w:val="28"/>
+          <w:szCs w:val="28"/>
+          <w:lang w:val="uk-UA"/>
+        </w:rPr>
+        <w:t xml:space="preserve"> стан, активні канали і останню команду</w:t>
+      </w:r>
+      <w:r>
+        <w:rPr>
+          <w:rFonts w:ascii="Times New Roman" w:hAnsi="Times New Roman" w:cs="Times New Roman"/>
+          <w:sz w:val="28"/>
+          <w:szCs w:val="28"/>
+          <w:lang w:val="uk-UA"/>
+        </w:rPr>
+        <w:t xml:space="preserve"> та інше</w:t>
+      </w:r>
+      <w:r>
+        <w:rPr>
+          <w:rFonts w:ascii="Times New Roman" w:hAnsi="Times New Roman" w:cs="Times New Roman"/>
+          <w:sz w:val="28"/>
+          <w:szCs w:val="28"/>
+          <w:lang w:val="uk-UA"/>
+        </w:rPr>
+        <w:t xml:space="preserve">. Користувач розуміє, що система «бачить» і який крок очікується далі. Це зменшує криву навчання і помилки від непорозуміння. </w:t>
+      </w:r>
+    </w:p>
+    <w:p>
+      <w:pPr>
+        <w:spacing w:after="0" w:line="360" w:lineRule="auto"/>
+        <w:ind w:firstLine="426"/>
+        <w:jc w:val="both"/>
+        <w:rPr>
+          <w:rFonts w:ascii="Times New Roman" w:hAnsi="Times New Roman" w:cs="Times New Roman"/>
+          <w:sz w:val="28"/>
+          <w:szCs w:val="28"/>
+          <w:lang w:val="uk-UA"/>
+        </w:rPr>
+      </w:pPr>
+      <w:r>
+        <w:rPr>
+          <w:rFonts w:ascii="Times New Roman" w:hAnsi="Times New Roman" w:cs="Times New Roman"/>
+          <w:sz w:val="28"/>
+          <w:szCs w:val="28"/>
+          <w:lang w:val="uk-UA"/>
+        </w:rPr>
+        <w:t xml:space="preserve">Запропонована реалізація орієнтована на масовий паралелізм. Вона відповідає моделі SIMT. </w:t>
+      </w:r>
+      <w:proofErr w:type="spellStart"/>
+      <w:r>
+        <w:rPr>
+          <w:rFonts w:ascii="Times New Roman" w:hAnsi="Times New Roman" w:cs="Times New Roman"/>
+          <w:sz w:val="28"/>
+          <w:szCs w:val="28"/>
+          <w:lang w:val="uk-UA"/>
+        </w:rPr>
+        <w:t>Препроцесинг</w:t>
+      </w:r>
+      <w:proofErr w:type="spellEnd"/>
+      <w:r>
+        <w:rPr>
+          <w:rFonts w:ascii="Times New Roman" w:hAnsi="Times New Roman" w:cs="Times New Roman"/>
+          <w:sz w:val="28"/>
+          <w:szCs w:val="28"/>
+          <w:lang w:val="uk-UA"/>
+        </w:rPr>
+        <w:t xml:space="preserve"> кадру </w:t>
+      </w:r>
+      <w:r>
+        <w:rPr>
+          <w:rFonts w:ascii="Times New Roman" w:hAnsi="Times New Roman" w:cs="Times New Roman"/>
+          <w:sz w:val="28"/>
+          <w:szCs w:val="28"/>
+          <w:lang w:val="uk-UA"/>
+        </w:rPr>
+        <w:t>відображається</w:t>
+      </w:r>
+      <w:r>
+        <w:rPr>
+          <w:rFonts w:ascii="Times New Roman" w:hAnsi="Times New Roman" w:cs="Times New Roman"/>
+          <w:sz w:val="28"/>
+          <w:szCs w:val="28"/>
+          <w:lang w:val="uk-UA"/>
+        </w:rPr>
+        <w:t xml:space="preserve"> на сітку потоків з одним потоком на піксель або на плитку з використанням спільної пам’яті. </w:t>
+      </w:r>
+      <w:r>
+        <w:rPr>
+          <w:rFonts w:ascii="Times New Roman" w:hAnsi="Times New Roman" w:cs="Times New Roman"/>
+          <w:sz w:val="28"/>
+          <w:szCs w:val="28"/>
+          <w:lang w:val="uk-UA"/>
+        </w:rPr>
+        <w:t>Основні точки</w:t>
+      </w:r>
+      <w:r>
+        <w:rPr>
+          <w:rFonts w:ascii="Times New Roman" w:hAnsi="Times New Roman" w:cs="Times New Roman"/>
+          <w:sz w:val="28"/>
+          <w:szCs w:val="28"/>
+          <w:lang w:val="uk-UA"/>
+        </w:rPr>
+        <w:t xml:space="preserve"> </w:t>
+      </w:r>
+      <w:r>
+        <w:rPr>
+          <w:rFonts w:ascii="Times New Roman" w:hAnsi="Times New Roman" w:cs="Times New Roman"/>
+          <w:sz w:val="28"/>
+          <w:szCs w:val="28"/>
+          <w:lang w:val="uk-UA"/>
+        </w:rPr>
+        <w:t>відображаються</w:t>
+      </w:r>
+      <w:r>
+        <w:rPr>
+          <w:rFonts w:ascii="Times New Roman" w:hAnsi="Times New Roman" w:cs="Times New Roman"/>
+          <w:sz w:val="28"/>
+          <w:szCs w:val="28"/>
+          <w:lang w:val="uk-UA"/>
+        </w:rPr>
+        <w:t xml:space="preserve"> пакетами на GPU через CUDA провайдер у ONNX </w:t>
+      </w:r>
+      <w:proofErr w:type="spellStart"/>
+      <w:r>
+        <w:rPr>
+          <w:rFonts w:ascii="Times New Roman" w:hAnsi="Times New Roman" w:cs="Times New Roman"/>
+          <w:sz w:val="28"/>
+          <w:szCs w:val="28"/>
+          <w:lang w:val="uk-UA"/>
+        </w:rPr>
+        <w:t>Runtime</w:t>
+      </w:r>
+      <w:proofErr w:type="spellEnd"/>
+      <w:r>
+        <w:rPr>
+          <w:rFonts w:ascii="Times New Roman" w:hAnsi="Times New Roman" w:cs="Times New Roman"/>
+          <w:sz w:val="28"/>
+          <w:szCs w:val="28"/>
+          <w:lang w:val="uk-UA"/>
+        </w:rPr>
+        <w:t xml:space="preserve">. Ознаки у ковзних вікнах рахуються паралельно: один потік на одне вікно або на </w:t>
+      </w:r>
+      <w:r>
+        <w:rPr>
+          <w:rFonts w:ascii="Times New Roman" w:hAnsi="Times New Roman" w:cs="Times New Roman"/>
+          <w:sz w:val="28"/>
+          <w:szCs w:val="28"/>
+          <w:lang w:val="uk-UA"/>
+        </w:rPr>
+        <w:t xml:space="preserve">одну руку. </w:t>
+      </w:r>
+      <w:r>
+        <w:rPr>
+          <w:rFonts w:ascii="Times New Roman" w:hAnsi="Times New Roman" w:cs="Times New Roman"/>
+          <w:sz w:val="28"/>
+          <w:szCs w:val="28"/>
+          <w:lang w:val="uk-UA"/>
+        </w:rPr>
+        <w:t>Така побудова дає низьку затримку та стабільний FPS без зміни зовнішньої поведінки.</w:t>
       </w:r>
     </w:p>
     <w:p>
@@ -2861,7 +2968,7 @@
           <w:szCs w:val="28"/>
           <w:lang w:val="uk-UA"/>
         </w:rPr>
-        <w:t>ОЧІКУВАНА НОВИЗНА</w:t>
+        <w:t>ПРАКТИЧНЕ ЗНАЧЕННЯ ОЧІКУВАНИХ РЕЗУЛЬТАТІВ</w:t>
       </w:r>
     </w:p>
     <w:p>
@@ -2883,67 +2990,16 @@
           <w:szCs w:val="28"/>
           <w:lang w:val="uk-UA"/>
         </w:rPr>
-        <w:t xml:space="preserve">Новий протокол послідовностей для ПК з явним </w:t>
-      </w:r>
-      <w:proofErr w:type="spellStart"/>
-      <w:r>
-        <w:rPr>
-          <w:rFonts w:ascii="Times New Roman" w:hAnsi="Times New Roman" w:cs="Times New Roman"/>
-          <w:sz w:val="28"/>
-          <w:szCs w:val="28"/>
-          <w:lang w:val="uk-UA"/>
-        </w:rPr>
-        <w:t>клатчем</w:t>
-      </w:r>
-      <w:proofErr w:type="spellEnd"/>
-      <w:r>
-        <w:rPr>
-          <w:rFonts w:ascii="Times New Roman" w:hAnsi="Times New Roman" w:cs="Times New Roman"/>
-          <w:sz w:val="28"/>
-          <w:szCs w:val="28"/>
-          <w:lang w:val="uk-UA"/>
-        </w:rPr>
-        <w:t>, що знижує «</w:t>
-      </w:r>
-      <w:proofErr w:type="spellStart"/>
-      <w:r>
-        <w:rPr>
-          <w:rFonts w:ascii="Times New Roman" w:hAnsi="Times New Roman" w:cs="Times New Roman"/>
-          <w:sz w:val="28"/>
-          <w:szCs w:val="28"/>
-          <w:lang w:val="uk-UA"/>
-        </w:rPr>
-        <w:t>Midas</w:t>
-      </w:r>
-      <w:proofErr w:type="spellEnd"/>
-      <w:r>
-        <w:rPr>
-          <w:rFonts w:ascii="Times New Roman" w:hAnsi="Times New Roman" w:cs="Times New Roman"/>
-          <w:sz w:val="28"/>
-          <w:szCs w:val="28"/>
-          <w:lang w:val="uk-UA"/>
-        </w:rPr>
-        <w:t xml:space="preserve"> </w:t>
-      </w:r>
-      <w:proofErr w:type="spellStart"/>
-      <w:r>
-        <w:rPr>
-          <w:rFonts w:ascii="Times New Roman" w:hAnsi="Times New Roman" w:cs="Times New Roman"/>
-          <w:sz w:val="28"/>
-          <w:szCs w:val="28"/>
-          <w:lang w:val="uk-UA"/>
-        </w:rPr>
-        <w:t>touch</w:t>
-      </w:r>
-      <w:proofErr w:type="spellEnd"/>
-      <w:r>
-        <w:rPr>
-          <w:rFonts w:ascii="Times New Roman" w:hAnsi="Times New Roman" w:cs="Times New Roman"/>
-          <w:sz w:val="28"/>
-          <w:szCs w:val="28"/>
-          <w:lang w:val="uk-UA"/>
-        </w:rPr>
-        <w:t xml:space="preserve">» без втрати швидкості (підтверджуємо емпірично). </w:t>
+        <w:t>Практичне значення у тому, що з’являється реальний спосіб керувати ПК без дотику там, де це справді потрібно. У клініці лікар відкриває знімок і гортає історію без зняття рукавичок. На харчовому виробництві оператор переключає інструкції, не торкаючись панелі. На складі або в майстерні працівник у рукавицях підтверджує кроки і не бруднить екран</w:t>
+      </w:r>
+      <w:r>
+        <w:rPr>
+          <w:rFonts w:ascii="Times New Roman" w:hAnsi="Times New Roman" w:cs="Times New Roman"/>
+          <w:sz w:val="28"/>
+          <w:szCs w:val="28"/>
+          <w:lang w:val="uk-UA"/>
+        </w:rPr>
+        <w:t>.</w:t>
       </w:r>
     </w:p>
     <w:p>
@@ -2965,197 +3021,7 @@
           <w:szCs w:val="28"/>
           <w:lang w:val="uk-UA"/>
         </w:rPr>
-        <w:t xml:space="preserve">SIMT-прискорення: </w:t>
-      </w:r>
-      <w:proofErr w:type="spellStart"/>
-      <w:r>
-        <w:rPr>
-          <w:rFonts w:ascii="Times New Roman" w:hAnsi="Times New Roman" w:cs="Times New Roman"/>
-          <w:sz w:val="28"/>
-          <w:szCs w:val="28"/>
-          <w:lang w:val="uk-UA"/>
-        </w:rPr>
-        <w:t>мапінг</w:t>
-      </w:r>
-      <w:proofErr w:type="spellEnd"/>
-      <w:r>
-        <w:rPr>
-          <w:rFonts w:ascii="Times New Roman" w:hAnsi="Times New Roman" w:cs="Times New Roman"/>
-          <w:sz w:val="28"/>
-          <w:szCs w:val="28"/>
-          <w:lang w:val="uk-UA"/>
-        </w:rPr>
-        <w:t xml:space="preserve"> конвеєра (</w:t>
-      </w:r>
-      <w:proofErr w:type="spellStart"/>
-      <w:r>
-        <w:rPr>
-          <w:rFonts w:ascii="Times New Roman" w:hAnsi="Times New Roman" w:cs="Times New Roman"/>
-          <w:sz w:val="28"/>
-          <w:szCs w:val="28"/>
-          <w:lang w:val="uk-UA"/>
-        </w:rPr>
-        <w:t>детекція</w:t>
-      </w:r>
-      <w:proofErr w:type="spellEnd"/>
-      <w:r>
-        <w:rPr>
-          <w:rFonts w:ascii="Times New Roman" w:hAnsi="Times New Roman" w:cs="Times New Roman"/>
-          <w:sz w:val="28"/>
-          <w:szCs w:val="28"/>
-          <w:lang w:val="uk-UA"/>
-        </w:rPr>
-        <w:t xml:space="preserve"> → </w:t>
-      </w:r>
-      <w:proofErr w:type="spellStart"/>
-      <w:r>
-        <w:rPr>
-          <w:rFonts w:ascii="Times New Roman" w:hAnsi="Times New Roman" w:cs="Times New Roman"/>
-          <w:sz w:val="28"/>
-          <w:szCs w:val="28"/>
-          <w:lang w:val="uk-UA"/>
-        </w:rPr>
-        <w:t>лендмарки</w:t>
-      </w:r>
-      <w:proofErr w:type="spellEnd"/>
-      <w:r>
-        <w:rPr>
-          <w:rFonts w:ascii="Times New Roman" w:hAnsi="Times New Roman" w:cs="Times New Roman"/>
-          <w:sz w:val="28"/>
-          <w:szCs w:val="28"/>
-          <w:lang w:val="uk-UA"/>
-        </w:rPr>
-        <w:t xml:space="preserve"> → класифікація вікон руху) на GPU:</w:t>
-      </w:r>
-      <w:r>
-        <w:rPr>
-          <w:rFonts w:ascii="Times New Roman" w:hAnsi="Times New Roman" w:cs="Times New Roman"/>
-          <w:sz w:val="28"/>
-          <w:szCs w:val="28"/>
-          <w:lang w:val="uk-UA"/>
-        </w:rPr>
-        <w:br/>
-        <w:t>– кожен піксель/</w:t>
-      </w:r>
-      <w:proofErr w:type="spellStart"/>
-      <w:r>
-        <w:rPr>
-          <w:rFonts w:ascii="Times New Roman" w:hAnsi="Times New Roman" w:cs="Times New Roman"/>
-          <w:sz w:val="28"/>
-          <w:szCs w:val="28"/>
-          <w:lang w:val="uk-UA"/>
-        </w:rPr>
-        <w:t>лендмарк</w:t>
-      </w:r>
-      <w:proofErr w:type="spellEnd"/>
-      <w:r>
-        <w:rPr>
-          <w:rFonts w:ascii="Times New Roman" w:hAnsi="Times New Roman" w:cs="Times New Roman"/>
-          <w:sz w:val="28"/>
-          <w:szCs w:val="28"/>
-          <w:lang w:val="uk-UA"/>
-        </w:rPr>
-        <w:t>/вікно кадрів - окремий «потік»;</w:t>
-      </w:r>
-      <w:r>
-        <w:rPr>
-          <w:rFonts w:ascii="Times New Roman" w:hAnsi="Times New Roman" w:cs="Times New Roman"/>
-          <w:sz w:val="28"/>
-          <w:szCs w:val="28"/>
-          <w:lang w:val="uk-UA"/>
-        </w:rPr>
-        <w:br/>
-        <w:t>– виконання групами потоків (</w:t>
-      </w:r>
-      <w:proofErr w:type="spellStart"/>
-      <w:r>
-        <w:rPr>
-          <w:rFonts w:ascii="Times New Roman" w:hAnsi="Times New Roman" w:cs="Times New Roman"/>
-          <w:sz w:val="28"/>
-          <w:szCs w:val="28"/>
-          <w:lang w:val="uk-UA"/>
-        </w:rPr>
-        <w:t>warps</w:t>
-      </w:r>
-      <w:proofErr w:type="spellEnd"/>
-      <w:r>
-        <w:rPr>
-          <w:rFonts w:ascii="Times New Roman" w:hAnsi="Times New Roman" w:cs="Times New Roman"/>
-          <w:sz w:val="28"/>
-          <w:szCs w:val="28"/>
-          <w:lang w:val="uk-UA"/>
-        </w:rPr>
-        <w:t xml:space="preserve">) у </w:t>
-      </w:r>
-      <w:proofErr w:type="spellStart"/>
-      <w:r>
-        <w:rPr>
-          <w:rFonts w:ascii="Times New Roman" w:hAnsi="Times New Roman" w:cs="Times New Roman"/>
-          <w:sz w:val="28"/>
-          <w:szCs w:val="28"/>
-          <w:lang w:val="uk-UA"/>
-        </w:rPr>
-        <w:t>Streaming</w:t>
-      </w:r>
-      <w:proofErr w:type="spellEnd"/>
-      <w:r>
-        <w:rPr>
-          <w:rFonts w:ascii="Times New Roman" w:hAnsi="Times New Roman" w:cs="Times New Roman"/>
-          <w:sz w:val="28"/>
-          <w:szCs w:val="28"/>
-          <w:lang w:val="uk-UA"/>
-        </w:rPr>
-        <w:t xml:space="preserve"> </w:t>
-      </w:r>
-      <w:proofErr w:type="spellStart"/>
-      <w:r>
-        <w:rPr>
-          <w:rFonts w:ascii="Times New Roman" w:hAnsi="Times New Roman" w:cs="Times New Roman"/>
-          <w:sz w:val="28"/>
-          <w:szCs w:val="28"/>
-          <w:lang w:val="uk-UA"/>
-        </w:rPr>
-        <w:t>Multiprocessors</w:t>
-      </w:r>
-      <w:proofErr w:type="spellEnd"/>
-      <w:r>
-        <w:rPr>
-          <w:rFonts w:ascii="Times New Roman" w:hAnsi="Times New Roman" w:cs="Times New Roman"/>
-          <w:sz w:val="28"/>
-          <w:szCs w:val="28"/>
-          <w:lang w:val="uk-UA"/>
-        </w:rPr>
-        <w:t>;</w:t>
-      </w:r>
-      <w:r>
-        <w:rPr>
-          <w:rFonts w:ascii="Times New Roman" w:hAnsi="Times New Roman" w:cs="Times New Roman"/>
-          <w:sz w:val="28"/>
-          <w:szCs w:val="28"/>
-          <w:lang w:val="uk-UA"/>
-        </w:rPr>
-        <w:br/>
-        <w:t xml:space="preserve">– використання спільної пам’яті для буферів; увага до розгалужень у </w:t>
-      </w:r>
-      <w:proofErr w:type="spellStart"/>
-      <w:r>
-        <w:rPr>
-          <w:rFonts w:ascii="Times New Roman" w:hAnsi="Times New Roman" w:cs="Times New Roman"/>
-          <w:sz w:val="28"/>
-          <w:szCs w:val="28"/>
-          <w:lang w:val="uk-UA"/>
-        </w:rPr>
-        <w:t>warps</w:t>
-      </w:r>
-      <w:proofErr w:type="spellEnd"/>
-      <w:r>
-        <w:rPr>
-          <w:rFonts w:ascii="Times New Roman" w:hAnsi="Times New Roman" w:cs="Times New Roman"/>
-          <w:sz w:val="28"/>
-          <w:szCs w:val="28"/>
-          <w:lang w:val="uk-UA"/>
-        </w:rPr>
-        <w:t xml:space="preserve">. Це класична SIMT-модель CUDA/PTX. </w:t>
+        <w:t xml:space="preserve">Користувач може виконувати типові дії на ПК без миші та клавіатури. Це підвищує доступність і зменшує бар’єри. У щоденних задачах зростає швидкість і стабільність роботи. </w:t>
       </w:r>
     </w:p>
     <w:p>
@@ -3177,7 +3043,8 @@
           <w:szCs w:val="28"/>
           <w:lang w:val="uk-UA"/>
         </w:rPr>
-        <w:t>Практичні артефакти: відкритий прототип/</w:t>
+        <w:lastRenderedPageBreak/>
+        <w:t xml:space="preserve">Впровадження не потребує спеціального заліза. Досить звичайної </w:t>
       </w:r>
       <w:proofErr w:type="spellStart"/>
       <w:r>
@@ -3187,7 +3054,7 @@
           <w:szCs w:val="28"/>
           <w:lang w:val="uk-UA"/>
         </w:rPr>
-        <w:t>скрипти</w:t>
+        <w:t>вебкамери</w:t>
       </w:r>
       <w:proofErr w:type="spellEnd"/>
       <w:r>
@@ -3197,7 +3064,7 @@
           <w:szCs w:val="28"/>
           <w:lang w:val="uk-UA"/>
         </w:rPr>
-        <w:t xml:space="preserve"> оцінювання; рекомендації по </w:t>
+        <w:t xml:space="preserve"> і ПК. Система працює на CPU та може прискорюватися на GPU. Інтеграція прозора, бо вихід це стандартні події клавіатури і миші. Налаштування робиться у </w:t>
       </w:r>
       <w:proofErr w:type="spellStart"/>
       <w:r>
@@ -3207,7 +3074,7 @@
           <w:szCs w:val="28"/>
           <w:lang w:val="uk-UA"/>
         </w:rPr>
-        <w:t>клатчу</w:t>
+        <w:t>конфігураторі</w:t>
       </w:r>
       <w:proofErr w:type="spellEnd"/>
       <w:r>
@@ -3217,7 +3084,7 @@
           <w:szCs w:val="28"/>
           <w:lang w:val="uk-UA"/>
         </w:rPr>
-        <w:t xml:space="preserve"> й словнику жестів для середовищ ПК/XR.</w:t>
+        <w:t xml:space="preserve">. Навчання коротке завдяки підказкам на екрані. </w:t>
       </w:r>
     </w:p>
     <w:p>
@@ -3259,51 +3126,79 @@
           <w:szCs w:val="28"/>
           <w:lang w:val="uk-UA"/>
         </w:rPr>
-        <w:t>ПРАКТИЧНЕ ЗНАЧЕННЯ ОЧІКУВАНИХ РЕЗУЛЬТАТІВ</w:t>
+        <w:t xml:space="preserve">АПАРАТНА МОДЕЛЬ ОБЧИСЛЮВАЧА ІЗ МАСОВИМ ПАРАЛЕЛІЗМОМ </w:t>
       </w:r>
     </w:p>
     <w:p>
       <w:pPr>
-        <w:spacing w:after="0" w:line="360" w:lineRule="auto"/>
         <w:ind w:firstLine="426"/>
-        <w:jc w:val="both"/>
-        <w:rPr>
-          <w:rFonts w:ascii="Times New Roman" w:hAnsi="Times New Roman" w:cs="Times New Roman"/>
-          <w:sz w:val="28"/>
-          <w:szCs w:val="28"/>
-          <w:lang w:val="uk-UA"/>
-        </w:rPr>
-      </w:pPr>
-      <w:r>
-        <w:rPr>
-          <w:rFonts w:ascii="Times New Roman" w:hAnsi="Times New Roman" w:cs="Times New Roman"/>
-          <w:sz w:val="28"/>
-          <w:szCs w:val="28"/>
-          <w:lang w:val="uk-UA"/>
-        </w:rPr>
-        <w:t>Безконтактне керування там, де миша незручна/неможлива (стерильні умови, руки зайняті, інклюзія).</w:t>
+        <w:rPr>
+          <w:rFonts w:ascii="Times New Roman" w:hAnsi="Times New Roman" w:cs="Times New Roman"/>
+          <w:sz w:val="28"/>
+          <w:szCs w:val="28"/>
+          <w:lang w:val="uk-UA"/>
+        </w:rPr>
+      </w:pPr>
+      <w:proofErr w:type="spellStart"/>
+      <w:r>
+        <w:rPr>
+          <w:rFonts w:ascii="Times New Roman" w:hAnsi="Times New Roman" w:cs="Times New Roman"/>
+          <w:bCs/>
+          <w:sz w:val="28"/>
+          <w:szCs w:val="28"/>
+          <w:lang w:val="uk-UA"/>
+        </w:rPr>
+        <w:t>Вендор</w:t>
+      </w:r>
+      <w:proofErr w:type="spellEnd"/>
+      <w:r>
+        <w:rPr>
+          <w:rFonts w:ascii="Times New Roman" w:hAnsi="Times New Roman" w:cs="Times New Roman"/>
+          <w:bCs/>
+          <w:sz w:val="28"/>
+          <w:szCs w:val="28"/>
+          <w:lang w:val="uk-UA"/>
+        </w:rPr>
+        <w:t>.</w:t>
+      </w:r>
+      <w:r>
+        <w:rPr>
+          <w:rFonts w:ascii="Times New Roman" w:hAnsi="Times New Roman" w:cs="Times New Roman"/>
+          <w:sz w:val="28"/>
+          <w:szCs w:val="28"/>
+          <w:lang w:val="uk-UA"/>
+        </w:rPr>
+        <w:t xml:space="preserve"> NVIDIA.</w:t>
       </w:r>
     </w:p>
     <w:p>
       <w:pPr>
-        <w:spacing w:after="0" w:line="360" w:lineRule="auto"/>
         <w:ind w:firstLine="426"/>
-        <w:jc w:val="both"/>
-        <w:rPr>
-          <w:rFonts w:ascii="Times New Roman" w:hAnsi="Times New Roman" w:cs="Times New Roman"/>
-          <w:sz w:val="28"/>
-          <w:szCs w:val="28"/>
-          <w:lang w:val="uk-UA"/>
-        </w:rPr>
-      </w:pPr>
-      <w:r>
-        <w:rPr>
-          <w:rFonts w:ascii="Times New Roman" w:hAnsi="Times New Roman" w:cs="Times New Roman"/>
-          <w:sz w:val="28"/>
-          <w:szCs w:val="28"/>
-          <w:lang w:val="uk-UA"/>
-        </w:rPr>
-        <w:t xml:space="preserve">Менше випадкових спрацьовувань завдяки послідовностям і </w:t>
+        <w:rPr>
+          <w:rFonts w:ascii="Times New Roman" w:hAnsi="Times New Roman" w:cs="Times New Roman"/>
+          <w:sz w:val="28"/>
+          <w:szCs w:val="28"/>
+          <w:lang w:val="uk-UA"/>
+        </w:rPr>
+      </w:pPr>
+      <w:r>
+        <w:rPr>
+          <w:rFonts w:ascii="Times New Roman" w:hAnsi="Times New Roman" w:cs="Times New Roman"/>
+          <w:bCs/>
+          <w:sz w:val="28"/>
+          <w:szCs w:val="28"/>
+          <w:lang w:val="uk-UA"/>
+        </w:rPr>
+        <w:t>Сімейство ГПУ.</w:t>
+      </w:r>
+      <w:r>
+        <w:rPr>
+          <w:rFonts w:ascii="Times New Roman" w:hAnsi="Times New Roman" w:cs="Times New Roman"/>
+          <w:sz w:val="28"/>
+          <w:szCs w:val="28"/>
+          <w:lang w:val="uk-UA"/>
+        </w:rPr>
+        <w:t xml:space="preserve"> </w:t>
       </w:r>
       <w:proofErr w:type="spellStart"/>
       <w:r>
@@ -3313,7 +3208,7 @@
           <w:szCs w:val="28"/>
           <w:lang w:val="uk-UA"/>
         </w:rPr>
-        <w:t>клатчу</w:t>
+        <w:t>GeForce</w:t>
       </w:r>
       <w:proofErr w:type="spellEnd"/>
       <w:r>
@@ -3323,7 +3218,7 @@
           <w:szCs w:val="28"/>
           <w:lang w:val="uk-UA"/>
         </w:rPr>
-        <w:t xml:space="preserve">; зрозумілі </w:t>
+        <w:t xml:space="preserve"> 16 </w:t>
       </w:r>
       <w:proofErr w:type="spellStart"/>
       <w:r>
@@ -3333,7 +3228,7 @@
           <w:szCs w:val="28"/>
           <w:lang w:val="uk-UA"/>
         </w:rPr>
-        <w:t>патерни</w:t>
+        <w:t>Series</w:t>
       </w:r>
       <w:proofErr w:type="spellEnd"/>
       <w:r>
@@ -3343,256 +3238,199 @@
           <w:szCs w:val="28"/>
           <w:lang w:val="uk-UA"/>
         </w:rPr>
-        <w:t xml:space="preserve"> на кшталт </w:t>
-      </w:r>
-      <w:proofErr w:type="spellStart"/>
-      <w:r>
-        <w:rPr>
-          <w:rFonts w:ascii="Times New Roman" w:hAnsi="Times New Roman" w:cs="Times New Roman"/>
-          <w:sz w:val="28"/>
-          <w:szCs w:val="28"/>
-          <w:lang w:val="uk-UA"/>
-        </w:rPr>
-        <w:t>Apple</w:t>
-      </w:r>
-      <w:proofErr w:type="spellEnd"/>
-      <w:r>
-        <w:rPr>
-          <w:rFonts w:ascii="Times New Roman" w:hAnsi="Times New Roman" w:cs="Times New Roman"/>
-          <w:sz w:val="28"/>
-          <w:szCs w:val="28"/>
-          <w:lang w:val="uk-UA"/>
-        </w:rPr>
-        <w:t>/</w:t>
-      </w:r>
-      <w:proofErr w:type="spellStart"/>
-      <w:r>
-        <w:rPr>
-          <w:rFonts w:ascii="Times New Roman" w:hAnsi="Times New Roman" w:cs="Times New Roman"/>
-          <w:sz w:val="28"/>
-          <w:szCs w:val="28"/>
-          <w:lang w:val="uk-UA"/>
-        </w:rPr>
-        <w:t>Meta</w:t>
-      </w:r>
-      <w:proofErr w:type="spellEnd"/>
-      <w:r>
-        <w:rPr>
-          <w:rFonts w:ascii="Times New Roman" w:hAnsi="Times New Roman" w:cs="Times New Roman"/>
-          <w:sz w:val="28"/>
-          <w:szCs w:val="28"/>
-          <w:lang w:val="uk-UA"/>
-        </w:rPr>
-        <w:t xml:space="preserve">. </w:t>
+        <w:t>.</w:t>
       </w:r>
     </w:p>
     <w:p>
       <w:pPr>
-        <w:spacing w:after="0" w:line="360" w:lineRule="auto"/>
         <w:ind w:firstLine="426"/>
-        <w:jc w:val="both"/>
-        <w:rPr>
-          <w:rFonts w:ascii="Times New Roman" w:hAnsi="Times New Roman" w:cs="Times New Roman"/>
-          <w:sz w:val="28"/>
-          <w:szCs w:val="28"/>
-          <w:lang w:val="uk-UA"/>
-        </w:rPr>
-      </w:pPr>
-      <w:r>
-        <w:rPr>
-          <w:rFonts w:ascii="Times New Roman" w:hAnsi="Times New Roman" w:cs="Times New Roman"/>
-          <w:sz w:val="28"/>
-          <w:szCs w:val="28"/>
-          <w:lang w:val="uk-UA"/>
-        </w:rPr>
-        <w:t xml:space="preserve">Інженерна база під GPU-реалізацію з низькою затримкою у реальному часі. </w:t>
+        <w:rPr>
+          <w:rFonts w:ascii="Times New Roman" w:hAnsi="Times New Roman" w:cs="Times New Roman"/>
+          <w:sz w:val="28"/>
+          <w:szCs w:val="28"/>
+          <w:lang w:val="uk-UA"/>
+        </w:rPr>
+      </w:pPr>
+      <w:r>
+        <w:rPr>
+          <w:rFonts w:ascii="Times New Roman" w:hAnsi="Times New Roman" w:cs="Times New Roman"/>
+          <w:bCs/>
+          <w:sz w:val="28"/>
+          <w:szCs w:val="28"/>
+          <w:lang w:val="uk-UA"/>
+        </w:rPr>
+        <w:t>Модель кристала.</w:t>
+      </w:r>
+      <w:r>
+        <w:rPr>
+          <w:rFonts w:ascii="Times New Roman" w:hAnsi="Times New Roman" w:cs="Times New Roman"/>
+          <w:sz w:val="28"/>
+          <w:szCs w:val="28"/>
+          <w:lang w:val="uk-UA"/>
+        </w:rPr>
+        <w:t xml:space="preserve"> TU117.</w:t>
       </w:r>
     </w:p>
     <w:p>
       <w:pPr>
-        <w:spacing w:after="0" w:line="360" w:lineRule="auto"/>
         <w:ind w:firstLine="426"/>
-        <w:jc w:val="both"/>
-        <w:rPr>
-          <w:rFonts w:ascii="Times New Roman" w:hAnsi="Times New Roman" w:cs="Times New Roman"/>
-          <w:sz w:val="28"/>
-          <w:szCs w:val="28"/>
-          <w:lang w:val="uk-UA"/>
-        </w:rPr>
-      </w:pPr>
+        <w:rPr>
+          <w:rFonts w:ascii="Times New Roman" w:hAnsi="Times New Roman" w:cs="Times New Roman"/>
+          <w:sz w:val="28"/>
+          <w:szCs w:val="28"/>
+          <w:lang w:val="uk-UA"/>
+        </w:rPr>
+      </w:pPr>
+      <w:r>
+        <w:rPr>
+          <w:rFonts w:ascii="Times New Roman" w:hAnsi="Times New Roman" w:cs="Times New Roman"/>
+          <w:bCs/>
+          <w:sz w:val="28"/>
+          <w:szCs w:val="28"/>
+          <w:lang w:val="uk-UA"/>
+        </w:rPr>
+        <w:t>Архітектура ГПУ.</w:t>
+      </w:r>
+      <w:r>
+        <w:rPr>
+          <w:rFonts w:ascii="Times New Roman" w:hAnsi="Times New Roman" w:cs="Times New Roman"/>
+          <w:sz w:val="28"/>
+          <w:szCs w:val="28"/>
+          <w:lang w:val="uk-UA"/>
+        </w:rPr>
+        <w:t xml:space="preserve"> </w:t>
+      </w:r>
+      <w:proofErr w:type="spellStart"/>
+      <w:r>
+        <w:rPr>
+          <w:rFonts w:ascii="Times New Roman" w:hAnsi="Times New Roman" w:cs="Times New Roman"/>
+          <w:sz w:val="28"/>
+          <w:szCs w:val="28"/>
+          <w:lang w:val="uk-UA"/>
+        </w:rPr>
+        <w:t>Turing</w:t>
+      </w:r>
+      <w:proofErr w:type="spellEnd"/>
+      <w:r>
+        <w:rPr>
+          <w:rFonts w:ascii="Times New Roman" w:hAnsi="Times New Roman" w:cs="Times New Roman"/>
+          <w:sz w:val="28"/>
+          <w:szCs w:val="28"/>
+          <w:lang w:val="uk-UA"/>
+        </w:rPr>
+        <w:t>, SIMT.</w:t>
+      </w:r>
     </w:p>
     <w:p>
       <w:pPr>
-        <w:pStyle w:val="a7"/>
-        <w:numPr>
-          <w:ilvl w:val="0"/>
-          <w:numId w:val="5"/>
-        </w:numPr>
-        <w:spacing w:after="0" w:line="360" w:lineRule="auto"/>
-        <w:ind w:left="0" w:firstLine="426"/>
-        <w:jc w:val="center"/>
-        <w:rPr>
-          <w:rFonts w:ascii="Times New Roman" w:hAnsi="Times New Roman" w:cs="Times New Roman"/>
-          <w:b/>
-          <w:sz w:val="28"/>
-          <w:szCs w:val="28"/>
-          <w:lang w:val="uk-UA"/>
-        </w:rPr>
-      </w:pPr>
-      <w:r>
-        <w:rPr>
-          <w:rFonts w:ascii="Times New Roman" w:hAnsi="Times New Roman" w:cs="Times New Roman"/>
-          <w:b/>
-          <w:sz w:val="28"/>
-          <w:szCs w:val="28"/>
-          <w:lang w:val="uk-UA"/>
-        </w:rPr>
-        <w:t>АПАРАТНА МОДЕЛЬ ОБЧИСЛЮВАЧА ІЗ МАСОВИМ ПАРАЛЕЛІЗМОМ (ДЛЯ РОЗДІЛУ «АРХІТЕКТУРА»)</w:t>
+        <w:ind w:firstLine="426"/>
+        <w:rPr>
+          <w:rFonts w:ascii="Times New Roman" w:hAnsi="Times New Roman" w:cs="Times New Roman"/>
+          <w:sz w:val="28"/>
+          <w:szCs w:val="28"/>
+          <w:lang w:val="uk-UA"/>
+        </w:rPr>
+      </w:pPr>
+      <w:r>
+        <w:rPr>
+          <w:rFonts w:ascii="Times New Roman" w:hAnsi="Times New Roman" w:cs="Times New Roman"/>
+          <w:bCs/>
+          <w:sz w:val="28"/>
+          <w:szCs w:val="28"/>
+          <w:lang w:val="uk-UA"/>
+        </w:rPr>
+        <w:t>Кількість TPC:</w:t>
+      </w:r>
+      <w:r>
+        <w:rPr>
+          <w:rFonts w:ascii="Times New Roman" w:hAnsi="Times New Roman" w:cs="Times New Roman"/>
+          <w:sz w:val="28"/>
+          <w:szCs w:val="28"/>
+          <w:lang w:val="uk-UA"/>
+        </w:rPr>
+        <w:t xml:space="preserve"> 7.</w:t>
       </w:r>
     </w:p>
     <w:p>
       <w:pPr>
-        <w:spacing w:after="0" w:line="360" w:lineRule="auto"/>
         <w:ind w:firstLine="426"/>
-        <w:jc w:val="both"/>
-        <w:rPr>
-          <w:rFonts w:ascii="Times New Roman" w:hAnsi="Times New Roman" w:cs="Times New Roman"/>
-          <w:sz w:val="28"/>
-          <w:szCs w:val="28"/>
-          <w:lang w:val="uk-UA"/>
-        </w:rPr>
-      </w:pPr>
-      <w:r>
-        <w:rPr>
-          <w:rFonts w:ascii="Times New Roman" w:hAnsi="Times New Roman" w:cs="Times New Roman"/>
-          <w:sz w:val="28"/>
-          <w:szCs w:val="28"/>
-          <w:lang w:val="uk-UA"/>
-        </w:rPr>
-        <w:t>GPU-SIMT: потоки виконуються групами (</w:t>
-      </w:r>
-      <w:proofErr w:type="spellStart"/>
-      <w:r>
-        <w:rPr>
-          <w:rFonts w:ascii="Times New Roman" w:hAnsi="Times New Roman" w:cs="Times New Roman"/>
-          <w:sz w:val="28"/>
-          <w:szCs w:val="28"/>
-          <w:lang w:val="uk-UA"/>
-        </w:rPr>
-        <w:t>warps</w:t>
-      </w:r>
-      <w:proofErr w:type="spellEnd"/>
-      <w:r>
-        <w:rPr>
-          <w:rFonts w:ascii="Times New Roman" w:hAnsi="Times New Roman" w:cs="Times New Roman"/>
-          <w:sz w:val="28"/>
-          <w:szCs w:val="28"/>
-          <w:lang w:val="uk-UA"/>
-        </w:rPr>
-        <w:t xml:space="preserve">) на </w:t>
-      </w:r>
-      <w:proofErr w:type="spellStart"/>
-      <w:r>
-        <w:rPr>
-          <w:rFonts w:ascii="Times New Roman" w:hAnsi="Times New Roman" w:cs="Times New Roman"/>
-          <w:sz w:val="28"/>
-          <w:szCs w:val="28"/>
-          <w:lang w:val="uk-UA"/>
-        </w:rPr>
-        <w:t>Streaming</w:t>
-      </w:r>
-      <w:proofErr w:type="spellEnd"/>
-      <w:r>
-        <w:rPr>
-          <w:rFonts w:ascii="Times New Roman" w:hAnsi="Times New Roman" w:cs="Times New Roman"/>
-          <w:sz w:val="28"/>
-          <w:szCs w:val="28"/>
-          <w:lang w:val="uk-UA"/>
-        </w:rPr>
-        <w:t xml:space="preserve"> </w:t>
-      </w:r>
-      <w:proofErr w:type="spellStart"/>
-      <w:r>
-        <w:rPr>
-          <w:rFonts w:ascii="Times New Roman" w:hAnsi="Times New Roman" w:cs="Times New Roman"/>
-          <w:sz w:val="28"/>
-          <w:szCs w:val="28"/>
-          <w:lang w:val="uk-UA"/>
-        </w:rPr>
-        <w:t>Multiprocessors</w:t>
-      </w:r>
-      <w:proofErr w:type="spellEnd"/>
-      <w:r>
-        <w:rPr>
-          <w:rFonts w:ascii="Times New Roman" w:hAnsi="Times New Roman" w:cs="Times New Roman"/>
-          <w:sz w:val="28"/>
-          <w:szCs w:val="28"/>
-          <w:lang w:val="uk-UA"/>
-        </w:rPr>
-        <w:t xml:space="preserve">; кожен потік має власний PC і регістри, але інструкції транслюються </w:t>
-      </w:r>
-      <w:proofErr w:type="spellStart"/>
-      <w:r>
-        <w:rPr>
-          <w:rFonts w:ascii="Times New Roman" w:hAnsi="Times New Roman" w:cs="Times New Roman"/>
-          <w:sz w:val="28"/>
-          <w:szCs w:val="28"/>
-          <w:lang w:val="uk-UA"/>
-        </w:rPr>
-        <w:t>групово</w:t>
-      </w:r>
-      <w:proofErr w:type="spellEnd"/>
-      <w:r>
-        <w:rPr>
-          <w:rFonts w:ascii="Times New Roman" w:hAnsi="Times New Roman" w:cs="Times New Roman"/>
-          <w:sz w:val="28"/>
-          <w:szCs w:val="28"/>
-          <w:lang w:val="uk-UA"/>
-        </w:rPr>
-        <w:t xml:space="preserve"> (SIMT). Пам’ять: реєстрова → спільна (L1) → глобальна (L2/VRAM). Розбіжності гілок всередині </w:t>
-      </w:r>
-      <w:proofErr w:type="spellStart"/>
-      <w:r>
-        <w:rPr>
-          <w:rFonts w:ascii="Times New Roman" w:hAnsi="Times New Roman" w:cs="Times New Roman"/>
-          <w:sz w:val="28"/>
-          <w:szCs w:val="28"/>
-          <w:lang w:val="uk-UA"/>
-        </w:rPr>
-        <w:t>warp</w:t>
-      </w:r>
-      <w:proofErr w:type="spellEnd"/>
-      <w:r>
-        <w:rPr>
-          <w:rFonts w:ascii="Times New Roman" w:hAnsi="Times New Roman" w:cs="Times New Roman"/>
-          <w:sz w:val="28"/>
-          <w:szCs w:val="28"/>
-          <w:lang w:val="uk-UA"/>
-        </w:rPr>
-        <w:t xml:space="preserve"> сповільнюють виконання. </w:t>
-      </w:r>
+        <w:rPr>
+          <w:rFonts w:ascii="Times New Roman" w:hAnsi="Times New Roman" w:cs="Times New Roman"/>
+          <w:sz w:val="28"/>
+          <w:szCs w:val="28"/>
+          <w:lang w:val="uk-UA"/>
+        </w:rPr>
+      </w:pPr>
+      <w:r>
+        <w:rPr>
+          <w:rFonts w:ascii="Times New Roman" w:hAnsi="Times New Roman" w:cs="Times New Roman"/>
+          <w:bCs/>
+          <w:sz w:val="28"/>
+          <w:szCs w:val="28"/>
+          <w:lang w:val="uk-UA"/>
+        </w:rPr>
+        <w:t>Кількість SM</w:t>
+      </w:r>
+      <w:r>
+        <w:rPr>
+          <w:rFonts w:ascii="Times New Roman" w:hAnsi="Times New Roman" w:cs="Times New Roman"/>
+          <w:bCs/>
+          <w:sz w:val="28"/>
+          <w:szCs w:val="28"/>
+          <w:lang w:val="uk-UA"/>
+        </w:rPr>
+        <w:t>:</w:t>
+      </w:r>
+      <w:r>
+        <w:rPr>
+          <w:rFonts w:ascii="Times New Roman" w:hAnsi="Times New Roman" w:cs="Times New Roman"/>
+          <w:sz w:val="28"/>
+          <w:szCs w:val="28"/>
+          <w:lang w:val="uk-UA"/>
+        </w:rPr>
+        <w:t xml:space="preserve"> 14.</w:t>
+      </w:r>
+      <w:bookmarkStart w:id="0" w:name="_GoBack"/>
+      <w:bookmarkEnd w:id="0"/>
     </w:p>
     <w:p>
       <w:pPr>
-        <w:spacing w:after="0" w:line="360" w:lineRule="auto"/>
         <w:ind w:firstLine="426"/>
-        <w:jc w:val="both"/>
-        <w:rPr>
-          <w:rFonts w:ascii="Times New Roman" w:hAnsi="Times New Roman" w:cs="Times New Roman"/>
-          <w:sz w:val="28"/>
-          <w:szCs w:val="28"/>
-          <w:lang w:val="uk-UA"/>
-        </w:rPr>
-      </w:pPr>
-      <w:r>
-        <w:rPr>
-          <w:rFonts w:ascii="Times New Roman" w:hAnsi="Times New Roman" w:cs="Times New Roman"/>
-          <w:sz w:val="28"/>
-          <w:szCs w:val="28"/>
-          <w:lang w:val="uk-UA"/>
-        </w:rPr>
-        <w:lastRenderedPageBreak/>
-        <w:t xml:space="preserve">Параметри </w:t>
+        <w:rPr>
+          <w:rFonts w:ascii="Times New Roman" w:hAnsi="Times New Roman" w:cs="Times New Roman"/>
+          <w:sz w:val="28"/>
+          <w:szCs w:val="28"/>
+          <w:lang w:val="uk-UA"/>
+        </w:rPr>
+      </w:pPr>
+      <w:r>
+        <w:rPr>
+          <w:rFonts w:ascii="Times New Roman" w:hAnsi="Times New Roman" w:cs="Times New Roman"/>
+          <w:bCs/>
+          <w:sz w:val="28"/>
+          <w:szCs w:val="28"/>
+          <w:lang w:val="uk-UA"/>
+        </w:rPr>
+        <w:t>Кількість SP</w:t>
+      </w:r>
+      <w:r>
+        <w:rPr>
+          <w:rFonts w:ascii="Times New Roman" w:hAnsi="Times New Roman" w:cs="Times New Roman"/>
+          <w:bCs/>
+          <w:sz w:val="28"/>
+          <w:szCs w:val="28"/>
+          <w:lang w:val="uk-UA"/>
+        </w:rPr>
+        <w:t>:</w:t>
+      </w:r>
+      <w:r>
+        <w:rPr>
+          <w:rFonts w:ascii="Times New Roman" w:hAnsi="Times New Roman" w:cs="Times New Roman"/>
+          <w:sz w:val="28"/>
+          <w:szCs w:val="28"/>
+          <w:lang w:val="uk-UA"/>
+        </w:rPr>
+        <w:t xml:space="preserve"> 896 CUDA-</w:t>
       </w:r>
       <w:proofErr w:type="spellStart"/>
       <w:r>
@@ -3602,7 +3440,7 @@
           <w:szCs w:val="28"/>
           <w:lang w:val="uk-UA"/>
         </w:rPr>
-        <w:t>типово</w:t>
+        <w:t>ядер</w:t>
       </w:r>
       <w:proofErr w:type="spellEnd"/>
       <w:r>
@@ -3612,198 +3450,142 @@
           <w:szCs w:val="28"/>
           <w:lang w:val="uk-UA"/>
         </w:rPr>
-        <w:t xml:space="preserve">: у NVIDIA </w:t>
-      </w:r>
-      <w:proofErr w:type="spellStart"/>
-      <w:r>
-        <w:rPr>
-          <w:rFonts w:ascii="Times New Roman" w:hAnsi="Times New Roman" w:cs="Times New Roman"/>
-          <w:sz w:val="28"/>
-          <w:szCs w:val="28"/>
-          <w:lang w:val="uk-UA"/>
-        </w:rPr>
-        <w:t>warp</w:t>
-      </w:r>
-      <w:proofErr w:type="spellEnd"/>
-      <w:r>
-        <w:rPr>
-          <w:rFonts w:ascii="Times New Roman" w:hAnsi="Times New Roman" w:cs="Times New Roman"/>
-          <w:sz w:val="28"/>
-          <w:szCs w:val="28"/>
-          <w:lang w:val="uk-UA"/>
-        </w:rPr>
-        <w:t xml:space="preserve">=32 потоків; у AMD - </w:t>
-      </w:r>
-      <w:proofErr w:type="spellStart"/>
-      <w:r>
-        <w:rPr>
-          <w:rFonts w:ascii="Times New Roman" w:hAnsi="Times New Roman" w:cs="Times New Roman"/>
-          <w:sz w:val="28"/>
-          <w:szCs w:val="28"/>
-          <w:lang w:val="uk-UA"/>
-        </w:rPr>
-        <w:t>wavefront</w:t>
-      </w:r>
-      <w:proofErr w:type="spellEnd"/>
-      <w:r>
-        <w:rPr>
-          <w:rFonts w:ascii="Times New Roman" w:hAnsi="Times New Roman" w:cs="Times New Roman"/>
-          <w:sz w:val="28"/>
-          <w:szCs w:val="28"/>
-          <w:lang w:val="uk-UA"/>
-        </w:rPr>
-        <w:t xml:space="preserve"> 32 або 64 залежно від архітектури (RDNA підтримує 32/64). Це важливо для планування блоків і </w:t>
-      </w:r>
-      <w:proofErr w:type="spellStart"/>
-      <w:r>
-        <w:rPr>
-          <w:rFonts w:ascii="Times New Roman" w:hAnsi="Times New Roman" w:cs="Times New Roman"/>
-          <w:sz w:val="28"/>
-          <w:szCs w:val="28"/>
-          <w:lang w:val="uk-UA"/>
-        </w:rPr>
-        <w:t>коалесування</w:t>
-      </w:r>
-      <w:proofErr w:type="spellEnd"/>
-      <w:r>
-        <w:rPr>
-          <w:rFonts w:ascii="Times New Roman" w:hAnsi="Times New Roman" w:cs="Times New Roman"/>
-          <w:sz w:val="28"/>
-          <w:szCs w:val="28"/>
-          <w:lang w:val="uk-UA"/>
-        </w:rPr>
-        <w:t xml:space="preserve"> </w:t>
-      </w:r>
-      <w:proofErr w:type="spellStart"/>
-      <w:r>
-        <w:rPr>
-          <w:rFonts w:ascii="Times New Roman" w:hAnsi="Times New Roman" w:cs="Times New Roman"/>
-          <w:sz w:val="28"/>
-          <w:szCs w:val="28"/>
-          <w:lang w:val="uk-UA"/>
-        </w:rPr>
-        <w:t>доступів</w:t>
-      </w:r>
-      <w:proofErr w:type="spellEnd"/>
-      <w:r>
-        <w:rPr>
-          <w:rFonts w:ascii="Times New Roman" w:hAnsi="Times New Roman" w:cs="Times New Roman"/>
-          <w:sz w:val="28"/>
-          <w:szCs w:val="28"/>
-          <w:lang w:val="uk-UA"/>
-        </w:rPr>
-        <w:t xml:space="preserve">. </w:t>
+        <w:t>.</w:t>
       </w:r>
     </w:p>
     <w:p>
       <w:pPr>
-        <w:spacing w:after="0" w:line="360" w:lineRule="auto"/>
         <w:ind w:firstLine="426"/>
-        <w:jc w:val="both"/>
-        <w:rPr>
-          <w:rFonts w:ascii="Times New Roman" w:hAnsi="Times New Roman" w:cs="Times New Roman"/>
-          <w:sz w:val="28"/>
-          <w:szCs w:val="28"/>
-          <w:lang w:val="uk-UA"/>
-        </w:rPr>
-      </w:pPr>
-      <w:r>
-        <w:rPr>
-          <w:rFonts w:ascii="Times New Roman" w:hAnsi="Times New Roman" w:cs="Times New Roman"/>
-          <w:sz w:val="28"/>
-          <w:szCs w:val="28"/>
-          <w:lang w:val="uk-UA"/>
-        </w:rPr>
-        <w:t xml:space="preserve">Відповідність задачі: обробка кадрів/вікон руху, </w:t>
-      </w:r>
-      <w:proofErr w:type="spellStart"/>
-      <w:r>
-        <w:rPr>
-          <w:rFonts w:ascii="Times New Roman" w:hAnsi="Times New Roman" w:cs="Times New Roman"/>
-          <w:sz w:val="28"/>
-          <w:szCs w:val="28"/>
-          <w:lang w:val="uk-UA"/>
-        </w:rPr>
-        <w:t>батч-інференс</w:t>
-      </w:r>
-      <w:proofErr w:type="spellEnd"/>
-      <w:r>
-        <w:rPr>
-          <w:rFonts w:ascii="Times New Roman" w:hAnsi="Times New Roman" w:cs="Times New Roman"/>
-          <w:sz w:val="28"/>
-          <w:szCs w:val="28"/>
-          <w:lang w:val="uk-UA"/>
-        </w:rPr>
-        <w:t xml:space="preserve"> NN, фільтрація та нормалізація </w:t>
-      </w:r>
-      <w:proofErr w:type="spellStart"/>
-      <w:r>
-        <w:rPr>
-          <w:rFonts w:ascii="Times New Roman" w:hAnsi="Times New Roman" w:cs="Times New Roman"/>
-          <w:sz w:val="28"/>
-          <w:szCs w:val="28"/>
-          <w:lang w:val="uk-UA"/>
-        </w:rPr>
-        <w:t>лендмарків</w:t>
-      </w:r>
-      <w:proofErr w:type="spellEnd"/>
-      <w:r>
-        <w:rPr>
-          <w:rFonts w:ascii="Times New Roman" w:hAnsi="Times New Roman" w:cs="Times New Roman"/>
-          <w:sz w:val="28"/>
-          <w:szCs w:val="28"/>
-          <w:lang w:val="uk-UA"/>
-        </w:rPr>
-        <w:t xml:space="preserve"> - </w:t>
-      </w:r>
-      <w:proofErr w:type="spellStart"/>
-      <w:r>
-        <w:rPr>
-          <w:rFonts w:ascii="Times New Roman" w:hAnsi="Times New Roman" w:cs="Times New Roman"/>
-          <w:sz w:val="28"/>
-          <w:szCs w:val="28"/>
-          <w:lang w:val="uk-UA"/>
-        </w:rPr>
-        <w:t>ембарисинґ</w:t>
-      </w:r>
-      <w:proofErr w:type="spellEnd"/>
-      <w:r>
-        <w:rPr>
-          <w:rFonts w:ascii="Times New Roman" w:hAnsi="Times New Roman" w:cs="Times New Roman"/>
-          <w:sz w:val="28"/>
-          <w:szCs w:val="28"/>
-          <w:lang w:val="uk-UA"/>
-        </w:rPr>
-        <w:t xml:space="preserve">-паралельні </w:t>
-      </w:r>
-      <w:proofErr w:type="spellStart"/>
-      <w:r>
-        <w:rPr>
-          <w:rFonts w:ascii="Times New Roman" w:hAnsi="Times New Roman" w:cs="Times New Roman"/>
-          <w:sz w:val="28"/>
-          <w:szCs w:val="28"/>
-          <w:lang w:val="uk-UA"/>
-        </w:rPr>
-        <w:t>підзадачі</w:t>
-      </w:r>
-      <w:proofErr w:type="spellEnd"/>
-      <w:r>
-        <w:rPr>
-          <w:rFonts w:ascii="Times New Roman" w:hAnsi="Times New Roman" w:cs="Times New Roman"/>
-          <w:sz w:val="28"/>
-          <w:szCs w:val="28"/>
-          <w:lang w:val="uk-UA"/>
-        </w:rPr>
-        <w:t xml:space="preserve">, що природно лягають на SIMT. </w:t>
+        <w:rPr>
+          <w:rFonts w:ascii="Times New Roman" w:hAnsi="Times New Roman" w:cs="Times New Roman"/>
+          <w:sz w:val="28"/>
+          <w:szCs w:val="28"/>
+          <w:lang w:val="uk-UA"/>
+        </w:rPr>
+      </w:pPr>
+      <w:r>
+        <w:rPr>
+          <w:rFonts w:ascii="Times New Roman" w:hAnsi="Times New Roman" w:cs="Times New Roman"/>
+          <w:bCs/>
+          <w:sz w:val="28"/>
+          <w:szCs w:val="28"/>
+          <w:lang w:val="uk-UA"/>
+        </w:rPr>
+        <w:t>Пам’ять</w:t>
+      </w:r>
+      <w:r>
+        <w:rPr>
+          <w:rFonts w:ascii="Times New Roman" w:hAnsi="Times New Roman" w:cs="Times New Roman"/>
+          <w:bCs/>
+          <w:sz w:val="28"/>
+          <w:szCs w:val="28"/>
+          <w:lang w:val="uk-UA"/>
+        </w:rPr>
+        <w:t>:</w:t>
+      </w:r>
+      <w:r>
+        <w:rPr>
+          <w:rFonts w:ascii="Times New Roman" w:hAnsi="Times New Roman" w:cs="Times New Roman"/>
+          <w:sz w:val="28"/>
+          <w:szCs w:val="28"/>
+          <w:lang w:val="uk-UA"/>
+        </w:rPr>
+        <w:t xml:space="preserve"> 4 ГБ GDDR5. </w:t>
       </w:r>
     </w:p>
     <w:p>
       <w:pPr>
         <w:ind w:firstLine="426"/>
         <w:rPr>
-          <w:lang w:val="uk-UA"/>
-        </w:rPr>
-      </w:pPr>
+          <w:rFonts w:ascii="Times New Roman" w:hAnsi="Times New Roman" w:cs="Times New Roman"/>
+          <w:sz w:val="28"/>
+          <w:szCs w:val="28"/>
+          <w:lang w:val="uk-UA"/>
+        </w:rPr>
+      </w:pPr>
+      <w:r>
+        <w:rPr>
+          <w:rFonts w:ascii="Times New Roman" w:hAnsi="Times New Roman" w:cs="Times New Roman"/>
+          <w:sz w:val="28"/>
+          <w:szCs w:val="28"/>
+          <w:lang w:val="uk-UA"/>
+        </w:rPr>
+        <w:t>Шина</w:t>
+      </w:r>
+      <w:r>
+        <w:rPr>
+          <w:rFonts w:ascii="Times New Roman" w:hAnsi="Times New Roman" w:cs="Times New Roman"/>
+          <w:sz w:val="28"/>
+          <w:szCs w:val="28"/>
+          <w:lang w:val="uk-UA"/>
+        </w:rPr>
+        <w:t>:</w:t>
+      </w:r>
+      <w:r>
+        <w:rPr>
+          <w:rFonts w:ascii="Times New Roman" w:hAnsi="Times New Roman" w:cs="Times New Roman"/>
+          <w:sz w:val="28"/>
+          <w:szCs w:val="28"/>
+          <w:lang w:val="uk-UA"/>
+        </w:rPr>
+        <w:t xml:space="preserve"> 128 біт. </w:t>
+      </w:r>
+    </w:p>
+    <w:p>
+      <w:pPr>
+        <w:ind w:firstLine="426"/>
+        <w:rPr>
+          <w:rFonts w:ascii="Times New Roman" w:hAnsi="Times New Roman" w:cs="Times New Roman"/>
+          <w:sz w:val="28"/>
+          <w:szCs w:val="28"/>
+          <w:lang w:val="uk-UA"/>
+        </w:rPr>
+      </w:pPr>
+      <w:r>
+        <w:rPr>
+          <w:rFonts w:ascii="Times New Roman" w:hAnsi="Times New Roman" w:cs="Times New Roman"/>
+          <w:sz w:val="28"/>
+          <w:szCs w:val="28"/>
+          <w:lang w:val="uk-UA"/>
+        </w:rPr>
+        <w:t>П</w:t>
+      </w:r>
+      <w:r>
+        <w:rPr>
+          <w:rFonts w:ascii="Times New Roman" w:hAnsi="Times New Roman" w:cs="Times New Roman"/>
+          <w:sz w:val="28"/>
+          <w:szCs w:val="28"/>
+          <w:lang w:val="uk-UA"/>
+        </w:rPr>
+        <w:t>ропускна здатність</w:t>
+      </w:r>
+      <w:r>
+        <w:rPr>
+          <w:rFonts w:ascii="Times New Roman" w:hAnsi="Times New Roman" w:cs="Times New Roman"/>
+          <w:sz w:val="28"/>
+          <w:szCs w:val="28"/>
+          <w:lang w:val="uk-UA"/>
+        </w:rPr>
+        <w:t>:</w:t>
+      </w:r>
+      <w:r>
+        <w:rPr>
+          <w:rFonts w:ascii="Times New Roman" w:hAnsi="Times New Roman" w:cs="Times New Roman"/>
+          <w:sz w:val="28"/>
+          <w:szCs w:val="28"/>
+          <w:lang w:val="uk-UA"/>
+        </w:rPr>
+        <w:t xml:space="preserve"> 128</w:t>
+      </w:r>
+      <w:r>
+        <w:rPr>
+          <w:rFonts w:ascii="Times New Roman" w:hAnsi="Times New Roman" w:cs="Times New Roman"/>
+          <w:sz w:val="28"/>
+          <w:szCs w:val="28"/>
+          <w:lang w:val="uk-UA"/>
+        </w:rPr>
+        <w:t xml:space="preserve"> ГБ/с</w:t>
+      </w:r>
     </w:p>
     <w:sectPr>
       <w:pgSz w:w="12240" w:h="15840"/>
@@ -3818,6 +3600,119 @@
 <file path=word/numbering.xml><?xml version="1.0" encoding="utf-8"?>
 <w:numbering xmlns:wpc="http://schemas.microsoft.com/office/word/2010/wordprocessingCanvas" xmlns:cx="http://schemas.microsoft.com/office/drawing/2014/chartex" xmlns:mc="http://schemas.openxmlformats.org/markup-compatibility/2006" xmlns:o="urn:schemas-microsoft-com:office:office" xmlns:r="http://schemas.openxmlformats.org/officeDocument/2006/relationships" xmlns:m="http://schemas.openxmlformats.org/officeDocument/2006/math" xmlns:v="urn:schemas-microsoft-com:vml" xmlns:wp14="http://schemas.microsoft.com/office/word/2010/wordprocessingDrawing" xmlns:wp="http://schemas.openxmlformats.org/drawingml/2006/wordprocessingDrawing" xmlns:w10="urn:schemas-microsoft-com:office:word" xmlns:w="http://schemas.openxmlformats.org/wordprocessingml/2006/main" xmlns:w14="http://schemas.microsoft.com/office/word/2010/wordml" xmlns:w15="http://schemas.microsoft.com/office/word/2012/wordml" xmlns:w16se="http://schemas.microsoft.com/office/word/2015/wordml/symex" xmlns:wpg="http://schemas.microsoft.com/office/word/2010/wordprocessingGroup" xmlns:wpi="http://schemas.microsoft.com/office/word/2010/wordprocessingInk" xmlns:wne="http://schemas.microsoft.com/office/word/2006/wordml" xmlns:wps="http://schemas.microsoft.com/office/word/2010/wordprocessingShape" mc:Ignorable="w14 w15 w16se wp14">
   <w:abstractNum w:abstractNumId="0" w15:restartNumberingAfterBreak="0">
+    <w:nsid w:val="0A67337C"/>
+    <w:multiLevelType w:val="hybridMultilevel"/>
+    <w:tmpl w:val="CD98C91A"/>
+    <w:lvl w:ilvl="0" w:tplc="5D781C4E">
+      <w:start w:val="1"/>
+      <w:numFmt w:val="bullet"/>
+      <w:lvlText w:val=""/>
+      <w:lvlJc w:val="left"/>
+      <w:pPr>
+        <w:ind w:left="1146" w:hanging="360"/>
+      </w:pPr>
+      <w:rPr>
+        <w:rFonts w:ascii="Symbol" w:hAnsi="Symbol" w:hint="default"/>
+      </w:rPr>
+    </w:lvl>
+    <w:lvl w:ilvl="1" w:tplc="04090003" w:tentative="1">
+      <w:start w:val="1"/>
+      <w:numFmt w:val="bullet"/>
+      <w:lvlText w:val="o"/>
+      <w:lvlJc w:val="left"/>
+      <w:pPr>
+        <w:ind w:left="1866" w:hanging="360"/>
+      </w:pPr>
+      <w:rPr>
+        <w:rFonts w:ascii="Courier New" w:hAnsi="Courier New" w:cs="Courier New" w:hint="default"/>
+      </w:rPr>
+    </w:lvl>
+    <w:lvl w:ilvl="2" w:tplc="04090005" w:tentative="1">
+      <w:start w:val="1"/>
+      <w:numFmt w:val="bullet"/>
+      <w:lvlText w:val=""/>
+      <w:lvlJc w:val="left"/>
+      <w:pPr>
+        <w:ind w:left="2586" w:hanging="360"/>
+      </w:pPr>
+      <w:rPr>
+        <w:rFonts w:ascii="Wingdings" w:hAnsi="Wingdings" w:hint="default"/>
+      </w:rPr>
+    </w:lvl>
+    <w:lvl w:ilvl="3" w:tplc="04090001" w:tentative="1">
+      <w:start w:val="1"/>
+      <w:numFmt w:val="bullet"/>
+      <w:lvlText w:val=""/>
+      <w:lvlJc w:val="left"/>
+      <w:pPr>
+        <w:ind w:left="3306" w:hanging="360"/>
+      </w:pPr>
+      <w:rPr>
+        <w:rFonts w:ascii="Symbol" w:hAnsi="Symbol" w:hint="default"/>
+      </w:rPr>
+    </w:lvl>
+    <w:lvl w:ilvl="4" w:tplc="04090003" w:tentative="1">
+      <w:start w:val="1"/>
+      <w:numFmt w:val="bullet"/>
+      <w:lvlText w:val="o"/>
+      <w:lvlJc w:val="left"/>
+      <w:pPr>
+        <w:ind w:left="4026" w:hanging="360"/>
+      </w:pPr>
+      <w:rPr>
+        <w:rFonts w:ascii="Courier New" w:hAnsi="Courier New" w:cs="Courier New" w:hint="default"/>
+      </w:rPr>
+    </w:lvl>
+    <w:lvl w:ilvl="5" w:tplc="04090005" w:tentative="1">
+      <w:start w:val="1"/>
+      <w:numFmt w:val="bullet"/>
+      <w:lvlText w:val=""/>
+      <w:lvlJc w:val="left"/>
+      <w:pPr>
+        <w:ind w:left="4746" w:hanging="360"/>
+      </w:pPr>
+      <w:rPr>
+        <w:rFonts w:ascii="Wingdings" w:hAnsi="Wingdings" w:hint="default"/>
+      </w:rPr>
+    </w:lvl>
+    <w:lvl w:ilvl="6" w:tplc="04090001" w:tentative="1">
+      <w:start w:val="1"/>
+      <w:numFmt w:val="bullet"/>
+      <w:lvlText w:val=""/>
+      <w:lvlJc w:val="left"/>
+      <w:pPr>
+        <w:ind w:left="5466" w:hanging="360"/>
+      </w:pPr>
+      <w:rPr>
+        <w:rFonts w:ascii="Symbol" w:hAnsi="Symbol" w:hint="default"/>
+      </w:rPr>
+    </w:lvl>
+    <w:lvl w:ilvl="7" w:tplc="04090003" w:tentative="1">
+      <w:start w:val="1"/>
+      <w:numFmt w:val="bullet"/>
+      <w:lvlText w:val="o"/>
+      <w:lvlJc w:val="left"/>
+      <w:pPr>
+        <w:ind w:left="6186" w:hanging="360"/>
+      </w:pPr>
+      <w:rPr>
+        <w:rFonts w:ascii="Courier New" w:hAnsi="Courier New" w:cs="Courier New" w:hint="default"/>
+      </w:rPr>
+    </w:lvl>
+    <w:lvl w:ilvl="8" w:tplc="04090005" w:tentative="1">
+      <w:start w:val="1"/>
+      <w:numFmt w:val="bullet"/>
+      <w:lvlText w:val=""/>
+      <w:lvlJc w:val="left"/>
+      <w:pPr>
+        <w:ind w:left="6906" w:hanging="360"/>
+      </w:pPr>
+      <w:rPr>
+        <w:rFonts w:ascii="Wingdings" w:hAnsi="Wingdings" w:hint="default"/>
+      </w:rPr>
+    </w:lvl>
+  </w:abstractNum>
+  <w:abstractNum w:abstractNumId="1" w15:restartNumberingAfterBreak="0">
     <w:nsid w:val="1C871422"/>
     <w:multiLevelType w:val="hybridMultilevel"/>
     <w:tmpl w:val="5F584654"/>
@@ -3903,7 +3798,7 @@
       </w:pPr>
     </w:lvl>
   </w:abstractNum>
-  <w:abstractNum w:abstractNumId="1" w15:restartNumberingAfterBreak="0">
+  <w:abstractNum w:abstractNumId="2" w15:restartNumberingAfterBreak="0">
     <w:nsid w:val="3FB959D0"/>
     <w:multiLevelType w:val="multilevel"/>
     <w:tmpl w:val="9CDC20C0"/>
@@ -4052,7 +3947,7 @@
       </w:rPr>
     </w:lvl>
   </w:abstractNum>
-  <w:abstractNum w:abstractNumId="2" w15:restartNumberingAfterBreak="0">
+  <w:abstractNum w:abstractNumId="3" w15:restartNumberingAfterBreak="0">
     <w:nsid w:val="59C361CD"/>
     <w:multiLevelType w:val="multilevel"/>
     <w:tmpl w:val="81D65774"/>
@@ -4201,7 +4096,7 @@
       </w:rPr>
     </w:lvl>
   </w:abstractNum>
-  <w:abstractNum w:abstractNumId="3" w15:restartNumberingAfterBreak="0">
+  <w:abstractNum w:abstractNumId="4" w15:restartNumberingAfterBreak="0">
     <w:nsid w:val="59F31B8F"/>
     <w:multiLevelType w:val="multilevel"/>
     <w:tmpl w:val="D1204C76"/>
@@ -4314,7 +4209,7 @@
       </w:pPr>
     </w:lvl>
   </w:abstractNum>
-  <w:abstractNum w:abstractNumId="4" w15:restartNumberingAfterBreak="0">
+  <w:abstractNum w:abstractNumId="5" w15:restartNumberingAfterBreak="0">
     <w:nsid w:val="715B74A8"/>
     <w:multiLevelType w:val="multilevel"/>
     <w:tmpl w:val="2BDE304E"/>
@@ -4464,18 +4359,21 @@
     </w:lvl>
   </w:abstractNum>
   <w:num w:numId="1">
+    <w:abstractNumId w:val="4"/>
+  </w:num>
+  <w:num w:numId="2">
     <w:abstractNumId w:val="3"/>
   </w:num>
-  <w:num w:numId="2">
+  <w:num w:numId="3">
     <w:abstractNumId w:val="2"/>
   </w:num>
-  <w:num w:numId="3">
+  <w:num w:numId="4">
+    <w:abstractNumId w:val="5"/>
+  </w:num>
+  <w:num w:numId="5">
     <w:abstractNumId w:val="1"/>
   </w:num>
-  <w:num w:numId="4">
-    <w:abstractNumId w:val="4"/>
-  </w:num>
-  <w:num w:numId="5">
+  <w:num w:numId="6">
     <w:abstractNumId w:val="0"/>
   </w:num>
 </w:numbering>
